--- a/СНРС/ЛР2_рус/наш отчет.docx
+++ b/СНРС/ЛР2_рус/наш отчет.docx
@@ -2656,15 +2656,7 @@
                 <w:sz w:val="20"/>
                 <w:szCs w:val="20"/>
               </w:rPr>
-              <m:t>6,5-5,</m:t>
-            </m:r>
-            <m:r>
-              <w:rPr>
-                <w:rFonts w:ascii="Cambria Math" w:hAnsi="Cambria Math"/>
-                <w:sz w:val="20"/>
-                <w:szCs w:val="20"/>
-              </w:rPr>
-              <m:t>513</m:t>
+              <m:t>6,5-5,513</m:t>
             </m:r>
           </m:e>
         </m:d>
@@ -2674,23 +2666,7 @@
             <w:sz w:val="20"/>
             <w:szCs w:val="20"/>
           </w:rPr>
-          <m:t xml:space="preserve"> МГц=</m:t>
-        </m:r>
-        <m:r>
-          <w:rPr>
-            <w:rFonts w:ascii="Cambria Math" w:hAnsi="Cambria Math"/>
-            <w:sz w:val="20"/>
-            <w:szCs w:val="20"/>
-          </w:rPr>
-          <m:t>0.987</m:t>
-        </m:r>
-        <m:r>
-          <w:rPr>
-            <w:rFonts w:ascii="Cambria Math" w:hAnsi="Cambria Math"/>
-            <w:sz w:val="20"/>
-            <w:szCs w:val="20"/>
-          </w:rPr>
-          <m:t xml:space="preserve"> МГц</m:t>
+          <m:t xml:space="preserve"> МГц=0.987 МГц</m:t>
         </m:r>
       </m:oMath>
     </w:p>
@@ -7653,8 +7629,6 @@
                 </wp:inline>
               </w:drawing>
             </w:r>
-            <w:bookmarkStart w:id="0" w:name="_GoBack"/>
-            <w:bookmarkEnd w:id="0"/>
           </w:p>
         </w:tc>
       </w:tr>
@@ -7770,7 +7744,13 @@
         <w:rPr>
           <w:sz w:val="22"/>
         </w:rPr>
-        <w:t xml:space="preserve"> Исследование влияния квантования</w:t>
+        <w:t xml:space="preserve"> Исследование </w:t>
+      </w:r>
+      <w:r>
+        <w:rPr>
+          <w:sz w:val="22"/>
+        </w:rPr>
+        <w:t>шума и сигнала</w:t>
       </w:r>
     </w:p>
     <w:tbl>
@@ -7922,10 +7902,10 @@
                 <w:lang w:eastAsia="ru-RU"/>
               </w:rPr>
               <w:drawing>
-                <wp:inline distT="0" distB="0" distL="0" distR="0" wp14:anchorId="3CAA4541" wp14:editId="3C6479F7">
-                  <wp:extent cx="2367453" cy="1773196"/>
+                <wp:inline distT="0" distB="0" distL="0" distR="0" wp14:anchorId="182D03B8" wp14:editId="11F46BA2">
+                  <wp:extent cx="2233295" cy="1720215"/>
                   <wp:effectExtent l="0" t="0" r="0" b="0"/>
-                  <wp:docPr id="37" name="Рисунок 37" descr="C:\Users\Эдуард Пудвиль\Desktop\1.jpg"/>
+                  <wp:docPr id="3" name="Рисунок 3"/>
                   <wp:cNvGraphicFramePr>
                     <a:graphicFrameLocks xmlns:a="http://schemas.openxmlformats.org/drawingml/2006/main" noChangeAspect="1"/>
                   </wp:cNvGraphicFramePr>
@@ -7933,36 +7913,23 @@
                     <a:graphicData uri="http://schemas.openxmlformats.org/drawingml/2006/picture">
                       <pic:pic xmlns:pic="http://schemas.openxmlformats.org/drawingml/2006/picture">
                         <pic:nvPicPr>
-                          <pic:cNvPr id="0" name="Picture 3" descr="C:\Users\Эдуард Пудвиль\Desktop\1.jpg"/>
-                          <pic:cNvPicPr>
-                            <a:picLocks noChangeAspect="1" noChangeArrowheads="1"/>
-                          </pic:cNvPicPr>
+                          <pic:cNvPr id="1" name=""/>
+                          <pic:cNvPicPr/>
                         </pic:nvPicPr>
                         <pic:blipFill>
-                          <a:blip r:embed="rId38">
-                            <a:extLst>
-                              <a:ext uri="{28A0092B-C50C-407E-A947-70E740481C1C}">
-                                <a14:useLocalDpi xmlns:a14="http://schemas.microsoft.com/office/drawing/2010/main" val="0"/>
-                              </a:ext>
-                            </a:extLst>
-                          </a:blip>
-                          <a:srcRect/>
+                          <a:blip r:embed="rId38"/>
                           <a:stretch>
                             <a:fillRect/>
                           </a:stretch>
                         </pic:blipFill>
-                        <pic:spPr bwMode="auto">
+                        <pic:spPr>
                           <a:xfrm>
                             <a:off x="0" y="0"/>
-                            <a:ext cx="2371904" cy="1776530"/>
+                            <a:ext cx="2233295" cy="1720215"/>
                           </a:xfrm>
                           <a:prstGeom prst="rect">
                             <a:avLst/>
                           </a:prstGeom>
-                          <a:noFill/>
-                          <a:ln>
-                            <a:noFill/>
-                          </a:ln>
                         </pic:spPr>
                       </pic:pic>
                     </a:graphicData>
@@ -7988,10 +7955,10 @@
                 <w:lang w:eastAsia="ru-RU"/>
               </w:rPr>
               <w:drawing>
-                <wp:inline distT="0" distB="0" distL="0" distR="0" wp14:anchorId="757A3ED2" wp14:editId="07BB0B15">
-                  <wp:extent cx="2400300" cy="1800225"/>
-                  <wp:effectExtent l="0" t="0" r="0" b="9525"/>
-                  <wp:docPr id="45" name="Рисунок 45" descr="C:\Users\Эдуард Пудвиль\Desktop\3.jpg"/>
+                <wp:inline distT="0" distB="0" distL="0" distR="0" wp14:anchorId="51E97D0D" wp14:editId="056F460D">
+                  <wp:extent cx="2233295" cy="1710690"/>
+                  <wp:effectExtent l="0" t="0" r="0" b="3810"/>
+                  <wp:docPr id="5" name="Рисунок 5"/>
                   <wp:cNvGraphicFramePr>
                     <a:graphicFrameLocks xmlns:a="http://schemas.openxmlformats.org/drawingml/2006/main" noChangeAspect="1"/>
                   </wp:cNvGraphicFramePr>
@@ -7999,36 +7966,23 @@
                     <a:graphicData uri="http://schemas.openxmlformats.org/drawingml/2006/picture">
                       <pic:pic xmlns:pic="http://schemas.openxmlformats.org/drawingml/2006/picture">
                         <pic:nvPicPr>
-                          <pic:cNvPr id="0" name="Picture 6" descr="C:\Users\Эдуард Пудвиль\Desktop\3.jpg"/>
-                          <pic:cNvPicPr>
-                            <a:picLocks noChangeAspect="1" noChangeArrowheads="1"/>
-                          </pic:cNvPicPr>
+                          <pic:cNvPr id="1" name=""/>
+                          <pic:cNvPicPr/>
                         </pic:nvPicPr>
                         <pic:blipFill>
-                          <a:blip r:embed="rId39">
-                            <a:extLst>
-                              <a:ext uri="{28A0092B-C50C-407E-A947-70E740481C1C}">
-                                <a14:useLocalDpi xmlns:a14="http://schemas.microsoft.com/office/drawing/2010/main" val="0"/>
-                              </a:ext>
-                            </a:extLst>
-                          </a:blip>
-                          <a:srcRect/>
+                          <a:blip r:embed="rId39"/>
                           <a:stretch>
                             <a:fillRect/>
                           </a:stretch>
                         </pic:blipFill>
-                        <pic:spPr bwMode="auto">
+                        <pic:spPr>
                           <a:xfrm>
                             <a:off x="0" y="0"/>
-                            <a:ext cx="2403543" cy="1802657"/>
+                            <a:ext cx="2233295" cy="1710690"/>
                           </a:xfrm>
                           <a:prstGeom prst="rect">
                             <a:avLst/>
                           </a:prstGeom>
-                          <a:noFill/>
-                          <a:ln>
-                            <a:noFill/>
-                          </a:ln>
                         </pic:spPr>
                       </pic:pic>
                     </a:graphicData>
@@ -8054,10 +8008,10 @@
                 <w:lang w:eastAsia="ru-RU"/>
               </w:rPr>
               <w:drawing>
-                <wp:inline distT="0" distB="0" distL="0" distR="0" wp14:anchorId="50D84EA5" wp14:editId="0CC61320">
-                  <wp:extent cx="2390775" cy="1793081"/>
+                <wp:inline distT="0" distB="0" distL="0" distR="0" wp14:anchorId="080B9D8A" wp14:editId="40A759AD">
+                  <wp:extent cx="2233295" cy="1734820"/>
                   <wp:effectExtent l="0" t="0" r="0" b="0"/>
-                  <wp:docPr id="47" name="Рисунок 47" descr="C:\Users\Эдуард Пудвиль\Desktop\5.jpg"/>
+                  <wp:docPr id="8" name="Рисунок 8"/>
                   <wp:cNvGraphicFramePr>
                     <a:graphicFrameLocks xmlns:a="http://schemas.openxmlformats.org/drawingml/2006/main" noChangeAspect="1"/>
                   </wp:cNvGraphicFramePr>
@@ -8065,36 +8019,23 @@
                     <a:graphicData uri="http://schemas.openxmlformats.org/drawingml/2006/picture">
                       <pic:pic xmlns:pic="http://schemas.openxmlformats.org/drawingml/2006/picture">
                         <pic:nvPicPr>
-                          <pic:cNvPr id="0" name="Picture 8" descr="C:\Users\Эдуард Пудвиль\Desktop\5.jpg"/>
-                          <pic:cNvPicPr>
-                            <a:picLocks noChangeAspect="1" noChangeArrowheads="1"/>
-                          </pic:cNvPicPr>
+                          <pic:cNvPr id="1" name=""/>
+                          <pic:cNvPicPr/>
                         </pic:nvPicPr>
                         <pic:blipFill>
-                          <a:blip r:embed="rId40">
-                            <a:extLst>
-                              <a:ext uri="{28A0092B-C50C-407E-A947-70E740481C1C}">
-                                <a14:useLocalDpi xmlns:a14="http://schemas.microsoft.com/office/drawing/2010/main" val="0"/>
-                              </a:ext>
-                            </a:extLst>
-                          </a:blip>
-                          <a:srcRect/>
+                          <a:blip r:embed="rId40"/>
                           <a:stretch>
                             <a:fillRect/>
                           </a:stretch>
                         </pic:blipFill>
-                        <pic:spPr bwMode="auto">
+                        <pic:spPr>
                           <a:xfrm>
                             <a:off x="0" y="0"/>
-                            <a:ext cx="2394290" cy="1795718"/>
+                            <a:ext cx="2233295" cy="1734820"/>
                           </a:xfrm>
                           <a:prstGeom prst="rect">
                             <a:avLst/>
                           </a:prstGeom>
-                          <a:noFill/>
-                          <a:ln>
-                            <a:noFill/>
-                          </a:ln>
                         </pic:spPr>
                       </pic:pic>
                     </a:graphicData>
@@ -8140,10 +8081,10 @@
                 <w:lang w:eastAsia="ru-RU"/>
               </w:rPr>
               <w:drawing>
-                <wp:inline distT="0" distB="0" distL="0" distR="0" wp14:anchorId="154AB13E" wp14:editId="48C93C14">
-                  <wp:extent cx="2371725" cy="1778794"/>
-                  <wp:effectExtent l="0" t="0" r="0" b="0"/>
-                  <wp:docPr id="44" name="Рисунок 44" descr="C:\Users\Эдуард Пудвиль\Desktop\2.jpg"/>
+                <wp:inline distT="0" distB="0" distL="0" distR="0" wp14:anchorId="7471CFB7" wp14:editId="4D3A91AC">
+                  <wp:extent cx="2233295" cy="1770380"/>
+                  <wp:effectExtent l="0" t="0" r="0" b="1270"/>
+                  <wp:docPr id="4" name="Рисунок 4"/>
                   <wp:cNvGraphicFramePr>
                     <a:graphicFrameLocks xmlns:a="http://schemas.openxmlformats.org/drawingml/2006/main" noChangeAspect="1"/>
                   </wp:cNvGraphicFramePr>
@@ -8151,36 +8092,23 @@
                     <a:graphicData uri="http://schemas.openxmlformats.org/drawingml/2006/picture">
                       <pic:pic xmlns:pic="http://schemas.openxmlformats.org/drawingml/2006/picture">
                         <pic:nvPicPr>
-                          <pic:cNvPr id="0" name="Picture 5" descr="C:\Users\Эдуард Пудвиль\Desktop\2.jpg"/>
-                          <pic:cNvPicPr>
-                            <a:picLocks noChangeAspect="1" noChangeArrowheads="1"/>
-                          </pic:cNvPicPr>
+                          <pic:cNvPr id="1" name=""/>
+                          <pic:cNvPicPr/>
                         </pic:nvPicPr>
                         <pic:blipFill>
-                          <a:blip r:embed="rId41">
-                            <a:extLst>
-                              <a:ext uri="{28A0092B-C50C-407E-A947-70E740481C1C}">
-                                <a14:useLocalDpi xmlns:a14="http://schemas.microsoft.com/office/drawing/2010/main" val="0"/>
-                              </a:ext>
-                            </a:extLst>
-                          </a:blip>
-                          <a:srcRect/>
+                          <a:blip r:embed="rId41"/>
                           <a:stretch>
                             <a:fillRect/>
                           </a:stretch>
                         </pic:blipFill>
-                        <pic:spPr bwMode="auto">
+                        <pic:spPr>
                           <a:xfrm>
                             <a:off x="0" y="0"/>
-                            <a:ext cx="2371725" cy="1778794"/>
+                            <a:ext cx="2233295" cy="1770380"/>
                           </a:xfrm>
                           <a:prstGeom prst="rect">
                             <a:avLst/>
                           </a:prstGeom>
-                          <a:noFill/>
-                          <a:ln>
-                            <a:noFill/>
-                          </a:ln>
                         </pic:spPr>
                       </pic:pic>
                     </a:graphicData>
@@ -8210,10 +8138,10 @@
                 <w:lang w:eastAsia="ru-RU"/>
               </w:rPr>
               <w:drawing>
-                <wp:inline distT="0" distB="0" distL="0" distR="0" wp14:anchorId="6A8D65D4" wp14:editId="210C4503">
-                  <wp:extent cx="2374900" cy="1781175"/>
-                  <wp:effectExtent l="0" t="0" r="6350" b="9525"/>
-                  <wp:docPr id="46" name="Рисунок 46" descr="C:\Users\Эдуард Пудвиль\Desktop\4.jpg"/>
+                <wp:inline distT="0" distB="0" distL="0" distR="0" wp14:anchorId="21FCFEDC" wp14:editId="01CA12AB">
+                  <wp:extent cx="2233295" cy="1733550"/>
+                  <wp:effectExtent l="0" t="0" r="0" b="0"/>
+                  <wp:docPr id="7" name="Рисунок 7"/>
                   <wp:cNvGraphicFramePr>
                     <a:graphicFrameLocks xmlns:a="http://schemas.openxmlformats.org/drawingml/2006/main" noChangeAspect="1"/>
                   </wp:cNvGraphicFramePr>
@@ -8221,36 +8149,23 @@
                     <a:graphicData uri="http://schemas.openxmlformats.org/drawingml/2006/picture">
                       <pic:pic xmlns:pic="http://schemas.openxmlformats.org/drawingml/2006/picture">
                         <pic:nvPicPr>
-                          <pic:cNvPr id="0" name="Picture 7" descr="C:\Users\Эдуард Пудвиль\Desktop\4.jpg"/>
-                          <pic:cNvPicPr>
-                            <a:picLocks noChangeAspect="1" noChangeArrowheads="1"/>
-                          </pic:cNvPicPr>
+                          <pic:cNvPr id="1" name=""/>
+                          <pic:cNvPicPr/>
                         </pic:nvPicPr>
                         <pic:blipFill>
-                          <a:blip r:embed="rId42">
-                            <a:extLst>
-                              <a:ext uri="{28A0092B-C50C-407E-A947-70E740481C1C}">
-                                <a14:useLocalDpi xmlns:a14="http://schemas.microsoft.com/office/drawing/2010/main" val="0"/>
-                              </a:ext>
-                            </a:extLst>
-                          </a:blip>
-                          <a:srcRect/>
+                          <a:blip r:embed="rId42"/>
                           <a:stretch>
                             <a:fillRect/>
                           </a:stretch>
                         </pic:blipFill>
-                        <pic:spPr bwMode="auto">
+                        <pic:spPr>
                           <a:xfrm>
                             <a:off x="0" y="0"/>
-                            <a:ext cx="2378240" cy="1783680"/>
+                            <a:ext cx="2233295" cy="1733550"/>
                           </a:xfrm>
                           <a:prstGeom prst="rect">
                             <a:avLst/>
                           </a:prstGeom>
-                          <a:noFill/>
-                          <a:ln>
-                            <a:noFill/>
-                          </a:ln>
                         </pic:spPr>
                       </pic:pic>
                     </a:graphicData>
@@ -8276,10 +8191,10 @@
                 <w:lang w:eastAsia="ru-RU"/>
               </w:rPr>
               <w:drawing>
-                <wp:inline distT="0" distB="0" distL="0" distR="0" wp14:anchorId="583D352C" wp14:editId="413429C5">
-                  <wp:extent cx="2381250" cy="1785938"/>
-                  <wp:effectExtent l="0" t="0" r="0" b="5080"/>
-                  <wp:docPr id="56" name="Рисунок 56" descr="C:\Users\Эдуард Пудвиль\Desktop\6.jpg"/>
+                <wp:inline distT="0" distB="0" distL="0" distR="0" wp14:anchorId="46EFF283" wp14:editId="7E3758EA">
+                  <wp:extent cx="2233295" cy="1757680"/>
+                  <wp:effectExtent l="0" t="0" r="0" b="0"/>
+                  <wp:docPr id="9" name="Рисунок 9"/>
                   <wp:cNvGraphicFramePr>
                     <a:graphicFrameLocks xmlns:a="http://schemas.openxmlformats.org/drawingml/2006/main" noChangeAspect="1"/>
                   </wp:cNvGraphicFramePr>
@@ -8287,36 +8202,23 @@
                     <a:graphicData uri="http://schemas.openxmlformats.org/drawingml/2006/picture">
                       <pic:pic xmlns:pic="http://schemas.openxmlformats.org/drawingml/2006/picture">
                         <pic:nvPicPr>
-                          <pic:cNvPr id="0" name="Picture 9" descr="C:\Users\Эдуард Пудвиль\Desktop\6.jpg"/>
-                          <pic:cNvPicPr>
-                            <a:picLocks noChangeAspect="1" noChangeArrowheads="1"/>
-                          </pic:cNvPicPr>
+                          <pic:cNvPr id="1" name=""/>
+                          <pic:cNvPicPr/>
                         </pic:nvPicPr>
                         <pic:blipFill>
-                          <a:blip r:embed="rId43">
-                            <a:extLst>
-                              <a:ext uri="{28A0092B-C50C-407E-A947-70E740481C1C}">
-                                <a14:useLocalDpi xmlns:a14="http://schemas.microsoft.com/office/drawing/2010/main" val="0"/>
-                              </a:ext>
-                            </a:extLst>
-                          </a:blip>
-                          <a:srcRect/>
+                          <a:blip r:embed="rId43"/>
                           <a:stretch>
                             <a:fillRect/>
                           </a:stretch>
                         </pic:blipFill>
-                        <pic:spPr bwMode="auto">
+                        <pic:spPr>
                           <a:xfrm>
                             <a:off x="0" y="0"/>
-                            <a:ext cx="2390753" cy="1793065"/>
+                            <a:ext cx="2233295" cy="1757680"/>
                           </a:xfrm>
                           <a:prstGeom prst="rect">
                             <a:avLst/>
                           </a:prstGeom>
-                          <a:noFill/>
-                          <a:ln>
-                            <a:noFill/>
-                          </a:ln>
                         </pic:spPr>
                       </pic:pic>
                     </a:graphicData>
@@ -8337,6 +8239,1023 @@
     <w:p>
       <w:pPr>
         <w:pStyle w:val="-12"/>
+        <w:ind w:firstLine="0"/>
+      </w:pPr>
+    </w:p>
+    <w:p>
+      <w:pPr>
+        <w:pStyle w:val="-12"/>
+        <w:ind w:firstLine="0"/>
+        <w:jc w:val="right"/>
+        <w:rPr>
+          <w:sz w:val="22"/>
+        </w:rPr>
+      </w:pPr>
+      <w:r>
+        <w:rPr>
+          <w:sz w:val="22"/>
+        </w:rPr>
+        <w:t xml:space="preserve">Таблица </w:t>
+      </w:r>
+      <w:r>
+        <w:rPr>
+          <w:sz w:val="22"/>
+        </w:rPr>
+        <w:t>4</w:t>
+      </w:r>
+      <w:r>
+        <w:rPr>
+          <w:sz w:val="22"/>
+        </w:rPr>
+        <w:t>. Исследование влияния квантования</w:t>
+      </w:r>
+    </w:p>
+    <w:tbl>
+      <w:tblPr>
+        <w:tblStyle w:val="a7"/>
+        <w:tblW w:w="11199" w:type="dxa"/>
+        <w:tblInd w:w="-1281" w:type="dxa"/>
+        <w:tblLayout w:type="fixed"/>
+        <w:tblLook w:val="04A0" w:firstRow="1" w:lastRow="0" w:firstColumn="1" w:lastColumn="0" w:noHBand="0" w:noVBand="1"/>
+      </w:tblPr>
+      <w:tblGrid>
+        <w:gridCol w:w="3733"/>
+        <w:gridCol w:w="3733"/>
+        <w:gridCol w:w="3733"/>
+      </w:tblGrid>
+      <w:tr>
+        <w:tc>
+          <w:tcPr>
+            <w:tcW w:w="3733" w:type="dxa"/>
+          </w:tcPr>
+          <w:p>
+            <w:pPr>
+              <w:pStyle w:val="-12"/>
+              <w:ind w:firstLine="0"/>
+              <w:jc w:val="center"/>
+            </w:pPr>
+            <w:r>
+              <w:t xml:space="preserve">Полоса </w:t>
+            </w:r>
+            <w:proofErr w:type="spellStart"/>
+            <w:r>
+              <w:t>фронтеда</w:t>
+            </w:r>
+            <w:proofErr w:type="spellEnd"/>
+            <w:r>
+              <w:rPr>
+                <w:lang w:val="en-US"/>
+              </w:rPr>
+              <w:t xml:space="preserve"> </w:t>
+            </w:r>
+            <w:r>
+              <w:t>бесконечная</w:t>
+            </w:r>
+          </w:p>
+        </w:tc>
+        <w:tc>
+          <w:tcPr>
+            <w:tcW w:w="3733" w:type="dxa"/>
+          </w:tcPr>
+          <w:p>
+            <w:pPr>
+              <w:pStyle w:val="-12"/>
+              <w:ind w:firstLine="0"/>
+              <w:jc w:val="center"/>
+            </w:pPr>
+            <w:r>
+              <w:t xml:space="preserve">Полоса </w:t>
+            </w:r>
+            <w:proofErr w:type="spellStart"/>
+            <w:r>
+              <w:t>фронтенда</w:t>
+            </w:r>
+            <w:proofErr w:type="spellEnd"/>
+            <w:r>
+              <w:rPr>
+                <w:lang w:val="en-US"/>
+              </w:rPr>
+              <w:t xml:space="preserve"> </w:t>
+            </w:r>
+            <w:r>
+              <w:t>6 МГц</w:t>
+            </w:r>
+          </w:p>
+        </w:tc>
+        <w:tc>
+          <w:tcPr>
+            <w:tcW w:w="3733" w:type="dxa"/>
+          </w:tcPr>
+          <w:p>
+            <w:pPr>
+              <w:pStyle w:val="-12"/>
+              <w:ind w:firstLine="0"/>
+              <w:jc w:val="center"/>
+            </w:pPr>
+            <w:r>
+              <w:t xml:space="preserve">Полоса </w:t>
+            </w:r>
+            <w:proofErr w:type="spellStart"/>
+            <w:r>
+              <w:t>фронтенда</w:t>
+            </w:r>
+            <w:proofErr w:type="spellEnd"/>
+            <w:r>
+              <w:rPr>
+                <w:lang w:val="en-US"/>
+              </w:rPr>
+              <w:t xml:space="preserve"> </w:t>
+            </w:r>
+            <w:r>
+              <w:t>1 МГц</w:t>
+            </w:r>
+          </w:p>
+        </w:tc>
+      </w:tr>
+      <w:tr>
+        <w:tc>
+          <w:tcPr>
+            <w:tcW w:w="11199" w:type="dxa"/>
+            <w:gridSpan w:val="3"/>
+          </w:tcPr>
+          <w:p>
+            <w:pPr>
+              <w:pStyle w:val="-12"/>
+              <w:ind w:firstLine="0"/>
+              <w:jc w:val="center"/>
+            </w:pPr>
+            <w:r>
+              <w:t>Синфазная корреляционная сумма</w:t>
+            </w:r>
+          </w:p>
+        </w:tc>
+      </w:tr>
+      <w:tr>
+        <w:tc>
+          <w:tcPr>
+            <w:tcW w:w="3733" w:type="dxa"/>
+          </w:tcPr>
+          <w:p>
+            <w:pPr>
+              <w:pStyle w:val="-12"/>
+              <w:ind w:firstLine="0"/>
+              <w:jc w:val="center"/>
+            </w:pPr>
+            <w:r>
+              <w:rPr>
+                <w:noProof/>
+                <w:lang w:eastAsia="ru-RU"/>
+              </w:rPr>
+              <w:drawing>
+                <wp:inline distT="0" distB="0" distL="0" distR="0" wp14:anchorId="0C271184" wp14:editId="51D7AC53">
+                  <wp:extent cx="2233295" cy="1733550"/>
+                  <wp:effectExtent l="0" t="0" r="0" b="0"/>
+                  <wp:docPr id="1199681821" name="Рисунок 1199681821"/>
+                  <wp:cNvGraphicFramePr>
+                    <a:graphicFrameLocks xmlns:a="http://schemas.openxmlformats.org/drawingml/2006/main" noChangeAspect="1"/>
+                  </wp:cNvGraphicFramePr>
+                  <a:graphic xmlns:a="http://schemas.openxmlformats.org/drawingml/2006/main">
+                    <a:graphicData uri="http://schemas.openxmlformats.org/drawingml/2006/picture">
+                      <pic:pic xmlns:pic="http://schemas.openxmlformats.org/drawingml/2006/picture">
+                        <pic:nvPicPr>
+                          <pic:cNvPr id="1" name=""/>
+                          <pic:cNvPicPr/>
+                        </pic:nvPicPr>
+                        <pic:blipFill>
+                          <a:blip r:embed="rId44"/>
+                          <a:stretch>
+                            <a:fillRect/>
+                          </a:stretch>
+                        </pic:blipFill>
+                        <pic:spPr>
+                          <a:xfrm>
+                            <a:off x="0" y="0"/>
+                            <a:ext cx="2233295" cy="1733550"/>
+                          </a:xfrm>
+                          <a:prstGeom prst="rect">
+                            <a:avLst/>
+                          </a:prstGeom>
+                        </pic:spPr>
+                      </pic:pic>
+                    </a:graphicData>
+                  </a:graphic>
+                </wp:inline>
+              </w:drawing>
+            </w:r>
+          </w:p>
+        </w:tc>
+        <w:tc>
+          <w:tcPr>
+            <w:tcW w:w="3733" w:type="dxa"/>
+          </w:tcPr>
+          <w:p>
+            <w:pPr>
+              <w:pStyle w:val="-12"/>
+              <w:ind w:hanging="42"/>
+              <w:jc w:val="center"/>
+            </w:pPr>
+            <w:r>
+              <w:rPr>
+                <w:noProof/>
+                <w:lang w:eastAsia="ru-RU"/>
+              </w:rPr>
+              <w:drawing>
+                <wp:inline distT="0" distB="0" distL="0" distR="0" wp14:anchorId="0E2CED56" wp14:editId="6C99ADB1">
+                  <wp:extent cx="2233295" cy="1743075"/>
+                  <wp:effectExtent l="0" t="0" r="0" b="9525"/>
+                  <wp:docPr id="1199681823" name="Рисунок 1199681823"/>
+                  <wp:cNvGraphicFramePr>
+                    <a:graphicFrameLocks xmlns:a="http://schemas.openxmlformats.org/drawingml/2006/main" noChangeAspect="1"/>
+                  </wp:cNvGraphicFramePr>
+                  <a:graphic xmlns:a="http://schemas.openxmlformats.org/drawingml/2006/main">
+                    <a:graphicData uri="http://schemas.openxmlformats.org/drawingml/2006/picture">
+                      <pic:pic xmlns:pic="http://schemas.openxmlformats.org/drawingml/2006/picture">
+                        <pic:nvPicPr>
+                          <pic:cNvPr id="1" name=""/>
+                          <pic:cNvPicPr/>
+                        </pic:nvPicPr>
+                        <pic:blipFill>
+                          <a:blip r:embed="rId45"/>
+                          <a:stretch>
+                            <a:fillRect/>
+                          </a:stretch>
+                        </pic:blipFill>
+                        <pic:spPr>
+                          <a:xfrm>
+                            <a:off x="0" y="0"/>
+                            <a:ext cx="2233295" cy="1743075"/>
+                          </a:xfrm>
+                          <a:prstGeom prst="rect">
+                            <a:avLst/>
+                          </a:prstGeom>
+                        </pic:spPr>
+                      </pic:pic>
+                    </a:graphicData>
+                  </a:graphic>
+                </wp:inline>
+              </w:drawing>
+            </w:r>
+          </w:p>
+        </w:tc>
+        <w:tc>
+          <w:tcPr>
+            <w:tcW w:w="3733" w:type="dxa"/>
+          </w:tcPr>
+          <w:p>
+            <w:pPr>
+              <w:pStyle w:val="-12"/>
+              <w:ind w:hanging="231"/>
+              <w:jc w:val="center"/>
+            </w:pPr>
+            <w:r>
+              <w:rPr>
+                <w:noProof/>
+                <w:lang w:eastAsia="ru-RU"/>
+              </w:rPr>
+              <w:drawing>
+                <wp:inline distT="0" distB="0" distL="0" distR="0" wp14:anchorId="08A41989" wp14:editId="1A743F2A">
+                  <wp:extent cx="2233295" cy="1743075"/>
+                  <wp:effectExtent l="0" t="0" r="0" b="9525"/>
+                  <wp:docPr id="69" name="Рисунок 69"/>
+                  <wp:cNvGraphicFramePr>
+                    <a:graphicFrameLocks xmlns:a="http://schemas.openxmlformats.org/drawingml/2006/main" noChangeAspect="1"/>
+                  </wp:cNvGraphicFramePr>
+                  <a:graphic xmlns:a="http://schemas.openxmlformats.org/drawingml/2006/main">
+                    <a:graphicData uri="http://schemas.openxmlformats.org/drawingml/2006/picture">
+                      <pic:pic xmlns:pic="http://schemas.openxmlformats.org/drawingml/2006/picture">
+                        <pic:nvPicPr>
+                          <pic:cNvPr id="1" name=""/>
+                          <pic:cNvPicPr/>
+                        </pic:nvPicPr>
+                        <pic:blipFill>
+                          <a:blip r:embed="rId46"/>
+                          <a:stretch>
+                            <a:fillRect/>
+                          </a:stretch>
+                        </pic:blipFill>
+                        <pic:spPr>
+                          <a:xfrm>
+                            <a:off x="0" y="0"/>
+                            <a:ext cx="2233295" cy="1743075"/>
+                          </a:xfrm>
+                          <a:prstGeom prst="rect">
+                            <a:avLst/>
+                          </a:prstGeom>
+                        </pic:spPr>
+                      </pic:pic>
+                    </a:graphicData>
+                  </a:graphic>
+                </wp:inline>
+              </w:drawing>
+            </w:r>
+          </w:p>
+        </w:tc>
+      </w:tr>
+      <w:tr>
+        <w:tc>
+          <w:tcPr>
+            <w:tcW w:w="11199" w:type="dxa"/>
+            <w:gridSpan w:val="3"/>
+          </w:tcPr>
+          <w:p>
+            <w:pPr>
+              <w:pStyle w:val="-12"/>
+              <w:ind w:firstLine="0"/>
+              <w:jc w:val="center"/>
+            </w:pPr>
+            <w:r>
+              <w:t>Квадратурная корреляционная сумма</w:t>
+            </w:r>
+          </w:p>
+        </w:tc>
+      </w:tr>
+      <w:tr>
+        <w:tc>
+          <w:tcPr>
+            <w:tcW w:w="3733" w:type="dxa"/>
+          </w:tcPr>
+          <w:p>
+            <w:pPr>
+              <w:pStyle w:val="-12"/>
+              <w:ind w:firstLine="0"/>
+              <w:jc w:val="center"/>
+            </w:pPr>
+            <w:r>
+              <w:rPr>
+                <w:noProof/>
+                <w:lang w:eastAsia="ru-RU"/>
+              </w:rPr>
+              <w:drawing>
+                <wp:inline distT="0" distB="0" distL="0" distR="0" wp14:anchorId="064C6B1D" wp14:editId="3CB5DE46">
+                  <wp:extent cx="2233295" cy="1752600"/>
+                  <wp:effectExtent l="0" t="0" r="0" b="0"/>
+                  <wp:docPr id="1199681822" name="Рисунок 1199681822"/>
+                  <wp:cNvGraphicFramePr>
+                    <a:graphicFrameLocks xmlns:a="http://schemas.openxmlformats.org/drawingml/2006/main" noChangeAspect="1"/>
+                  </wp:cNvGraphicFramePr>
+                  <a:graphic xmlns:a="http://schemas.openxmlformats.org/drawingml/2006/main">
+                    <a:graphicData uri="http://schemas.openxmlformats.org/drawingml/2006/picture">
+                      <pic:pic xmlns:pic="http://schemas.openxmlformats.org/drawingml/2006/picture">
+                        <pic:nvPicPr>
+                          <pic:cNvPr id="1" name=""/>
+                          <pic:cNvPicPr/>
+                        </pic:nvPicPr>
+                        <pic:blipFill>
+                          <a:blip r:embed="rId47"/>
+                          <a:stretch>
+                            <a:fillRect/>
+                          </a:stretch>
+                        </pic:blipFill>
+                        <pic:spPr>
+                          <a:xfrm>
+                            <a:off x="0" y="0"/>
+                            <a:ext cx="2233295" cy="1752600"/>
+                          </a:xfrm>
+                          <a:prstGeom prst="rect">
+                            <a:avLst/>
+                          </a:prstGeom>
+                        </pic:spPr>
+                      </pic:pic>
+                    </a:graphicData>
+                  </a:graphic>
+                </wp:inline>
+              </w:drawing>
+            </w:r>
+          </w:p>
+        </w:tc>
+        <w:tc>
+          <w:tcPr>
+            <w:tcW w:w="3733" w:type="dxa"/>
+          </w:tcPr>
+          <w:p>
+            <w:pPr>
+              <w:pStyle w:val="-12"/>
+              <w:ind w:firstLine="0"/>
+              <w:jc w:val="center"/>
+              <w:rPr>
+                <w:noProof/>
+                <w:lang w:eastAsia="ru-RU"/>
+              </w:rPr>
+            </w:pPr>
+            <w:r>
+              <w:rPr>
+                <w:noProof/>
+                <w:lang w:eastAsia="ru-RU"/>
+              </w:rPr>
+              <w:drawing>
+                <wp:inline distT="0" distB="0" distL="0" distR="0" wp14:anchorId="1CAA87F1" wp14:editId="552DD9DA">
+                  <wp:extent cx="2233295" cy="1763395"/>
+                  <wp:effectExtent l="0" t="0" r="0" b="8255"/>
+                  <wp:docPr id="68" name="Рисунок 68"/>
+                  <wp:cNvGraphicFramePr>
+                    <a:graphicFrameLocks xmlns:a="http://schemas.openxmlformats.org/drawingml/2006/main" noChangeAspect="1"/>
+                  </wp:cNvGraphicFramePr>
+                  <a:graphic xmlns:a="http://schemas.openxmlformats.org/drawingml/2006/main">
+                    <a:graphicData uri="http://schemas.openxmlformats.org/drawingml/2006/picture">
+                      <pic:pic xmlns:pic="http://schemas.openxmlformats.org/drawingml/2006/picture">
+                        <pic:nvPicPr>
+                          <pic:cNvPr id="1" name=""/>
+                          <pic:cNvPicPr/>
+                        </pic:nvPicPr>
+                        <pic:blipFill>
+                          <a:blip r:embed="rId48"/>
+                          <a:stretch>
+                            <a:fillRect/>
+                          </a:stretch>
+                        </pic:blipFill>
+                        <pic:spPr>
+                          <a:xfrm>
+                            <a:off x="0" y="0"/>
+                            <a:ext cx="2233295" cy="1763395"/>
+                          </a:xfrm>
+                          <a:prstGeom prst="rect">
+                            <a:avLst/>
+                          </a:prstGeom>
+                        </pic:spPr>
+                      </pic:pic>
+                    </a:graphicData>
+                  </a:graphic>
+                </wp:inline>
+              </w:drawing>
+            </w:r>
+          </w:p>
+        </w:tc>
+        <w:tc>
+          <w:tcPr>
+            <w:tcW w:w="3733" w:type="dxa"/>
+          </w:tcPr>
+          <w:p>
+            <w:pPr>
+              <w:pStyle w:val="-12"/>
+              <w:ind w:left="-231" w:firstLine="0"/>
+              <w:jc w:val="center"/>
+            </w:pPr>
+            <w:r>
+              <w:rPr>
+                <w:noProof/>
+                <w:lang w:eastAsia="ru-RU"/>
+              </w:rPr>
+              <w:drawing>
+                <wp:inline distT="0" distB="0" distL="0" distR="0" wp14:anchorId="2E406933" wp14:editId="7810A2EA">
+                  <wp:extent cx="2233295" cy="1763395"/>
+                  <wp:effectExtent l="0" t="0" r="0" b="8255"/>
+                  <wp:docPr id="70" name="Рисунок 70"/>
+                  <wp:cNvGraphicFramePr>
+                    <a:graphicFrameLocks xmlns:a="http://schemas.openxmlformats.org/drawingml/2006/main" noChangeAspect="1"/>
+                  </wp:cNvGraphicFramePr>
+                  <a:graphic xmlns:a="http://schemas.openxmlformats.org/drawingml/2006/main">
+                    <a:graphicData uri="http://schemas.openxmlformats.org/drawingml/2006/picture">
+                      <pic:pic xmlns:pic="http://schemas.openxmlformats.org/drawingml/2006/picture">
+                        <pic:nvPicPr>
+                          <pic:cNvPr id="1" name=""/>
+                          <pic:cNvPicPr/>
+                        </pic:nvPicPr>
+                        <pic:blipFill>
+                          <a:blip r:embed="rId49"/>
+                          <a:stretch>
+                            <a:fillRect/>
+                          </a:stretch>
+                        </pic:blipFill>
+                        <pic:spPr>
+                          <a:xfrm>
+                            <a:off x="0" y="0"/>
+                            <a:ext cx="2233295" cy="1763395"/>
+                          </a:xfrm>
+                          <a:prstGeom prst="rect">
+                            <a:avLst/>
+                          </a:prstGeom>
+                        </pic:spPr>
+                      </pic:pic>
+                    </a:graphicData>
+                  </a:graphic>
+                </wp:inline>
+              </w:drawing>
+            </w:r>
+          </w:p>
+        </w:tc>
+      </w:tr>
+    </w:tbl>
+    <w:p>
+      <w:pPr>
+        <w:pStyle w:val="-12"/>
+        <w:ind w:left="360" w:firstLine="0"/>
+      </w:pPr>
+    </w:p>
+    <w:p>
+      <w:pPr>
+        <w:pStyle w:val="-12"/>
+        <w:ind w:firstLine="0"/>
+        <w:jc w:val="right"/>
+        <w:rPr>
+          <w:sz w:val="22"/>
+        </w:rPr>
+      </w:pPr>
+      <w:r>
+        <w:rPr>
+          <w:sz w:val="22"/>
+        </w:rPr>
+        <w:t xml:space="preserve">Таблица </w:t>
+      </w:r>
+      <w:r>
+        <w:rPr>
+          <w:sz w:val="22"/>
+        </w:rPr>
+        <w:t>5</w:t>
+      </w:r>
+      <w:r>
+        <w:rPr>
+          <w:sz w:val="22"/>
+        </w:rPr>
+        <w:t>. Исследование влияния квантования</w:t>
+      </w:r>
+      <w:r>
+        <w:rPr>
+          <w:sz w:val="22"/>
+        </w:rPr>
+        <w:t xml:space="preserve"> с шумом</w:t>
+      </w:r>
+    </w:p>
+    <w:tbl>
+      <w:tblPr>
+        <w:tblStyle w:val="a7"/>
+        <w:tblW w:w="11199" w:type="dxa"/>
+        <w:tblInd w:w="-1281" w:type="dxa"/>
+        <w:tblLayout w:type="fixed"/>
+        <w:tblLook w:val="04A0" w:firstRow="1" w:lastRow="0" w:firstColumn="1" w:lastColumn="0" w:noHBand="0" w:noVBand="1"/>
+      </w:tblPr>
+      <w:tblGrid>
+        <w:gridCol w:w="3733"/>
+        <w:gridCol w:w="3733"/>
+        <w:gridCol w:w="3733"/>
+      </w:tblGrid>
+      <w:tr>
+        <w:tc>
+          <w:tcPr>
+            <w:tcW w:w="3733" w:type="dxa"/>
+          </w:tcPr>
+          <w:p>
+            <w:pPr>
+              <w:pStyle w:val="-12"/>
+              <w:ind w:firstLine="0"/>
+              <w:jc w:val="center"/>
+            </w:pPr>
+            <w:r>
+              <w:t xml:space="preserve">Полоса </w:t>
+            </w:r>
+            <w:proofErr w:type="spellStart"/>
+            <w:r>
+              <w:t>фронтеда</w:t>
+            </w:r>
+            <w:proofErr w:type="spellEnd"/>
+            <w:r>
+              <w:rPr>
+                <w:lang w:val="en-US"/>
+              </w:rPr>
+              <w:t xml:space="preserve"> </w:t>
+            </w:r>
+            <w:r>
+              <w:t>бесконечная</w:t>
+            </w:r>
+          </w:p>
+        </w:tc>
+        <w:tc>
+          <w:tcPr>
+            <w:tcW w:w="3733" w:type="dxa"/>
+          </w:tcPr>
+          <w:p>
+            <w:pPr>
+              <w:pStyle w:val="-12"/>
+              <w:ind w:firstLine="0"/>
+              <w:jc w:val="center"/>
+            </w:pPr>
+            <w:r>
+              <w:t xml:space="preserve">Полоса </w:t>
+            </w:r>
+            <w:proofErr w:type="spellStart"/>
+            <w:r>
+              <w:t>фронтенда</w:t>
+            </w:r>
+            <w:proofErr w:type="spellEnd"/>
+            <w:r>
+              <w:rPr>
+                <w:lang w:val="en-US"/>
+              </w:rPr>
+              <w:t xml:space="preserve"> </w:t>
+            </w:r>
+            <w:r>
+              <w:t>6 МГц</w:t>
+            </w:r>
+          </w:p>
+        </w:tc>
+        <w:tc>
+          <w:tcPr>
+            <w:tcW w:w="3733" w:type="dxa"/>
+          </w:tcPr>
+          <w:p>
+            <w:pPr>
+              <w:pStyle w:val="-12"/>
+              <w:ind w:firstLine="0"/>
+              <w:jc w:val="center"/>
+            </w:pPr>
+            <w:r>
+              <w:t xml:space="preserve">Полоса </w:t>
+            </w:r>
+            <w:proofErr w:type="spellStart"/>
+            <w:r>
+              <w:t>фронтенда</w:t>
+            </w:r>
+            <w:proofErr w:type="spellEnd"/>
+            <w:r>
+              <w:rPr>
+                <w:lang w:val="en-US"/>
+              </w:rPr>
+              <w:t xml:space="preserve"> </w:t>
+            </w:r>
+            <w:r>
+              <w:t>1 МГц</w:t>
+            </w:r>
+          </w:p>
+        </w:tc>
+      </w:tr>
+      <w:tr>
+        <w:tc>
+          <w:tcPr>
+            <w:tcW w:w="11199" w:type="dxa"/>
+            <w:gridSpan w:val="3"/>
+          </w:tcPr>
+          <w:p>
+            <w:pPr>
+              <w:pStyle w:val="-12"/>
+              <w:ind w:firstLine="0"/>
+              <w:jc w:val="center"/>
+            </w:pPr>
+            <w:r>
+              <w:t>Синфазная корреляционная сумма</w:t>
+            </w:r>
+          </w:p>
+        </w:tc>
+      </w:tr>
+      <w:tr>
+        <w:tc>
+          <w:tcPr>
+            <w:tcW w:w="3733" w:type="dxa"/>
+          </w:tcPr>
+          <w:p>
+            <w:pPr>
+              <w:pStyle w:val="-12"/>
+              <w:ind w:firstLine="0"/>
+              <w:jc w:val="center"/>
+            </w:pPr>
+            <w:r>
+              <w:rPr>
+                <w:noProof/>
+                <w:lang w:eastAsia="ru-RU"/>
+              </w:rPr>
+              <w:drawing>
+                <wp:inline distT="0" distB="0" distL="0" distR="0" wp14:anchorId="3161FF70" wp14:editId="17913FAF">
+                  <wp:extent cx="2233295" cy="1753235"/>
+                  <wp:effectExtent l="0" t="0" r="0" b="0"/>
+                  <wp:docPr id="81" name="Рисунок 81"/>
+                  <wp:cNvGraphicFramePr>
+                    <a:graphicFrameLocks xmlns:a="http://schemas.openxmlformats.org/drawingml/2006/main" noChangeAspect="1"/>
+                  </wp:cNvGraphicFramePr>
+                  <a:graphic xmlns:a="http://schemas.openxmlformats.org/drawingml/2006/main">
+                    <a:graphicData uri="http://schemas.openxmlformats.org/drawingml/2006/picture">
+                      <pic:pic xmlns:pic="http://schemas.openxmlformats.org/drawingml/2006/picture">
+                        <pic:nvPicPr>
+                          <pic:cNvPr id="1" name=""/>
+                          <pic:cNvPicPr/>
+                        </pic:nvPicPr>
+                        <pic:blipFill>
+                          <a:blip r:embed="rId50"/>
+                          <a:stretch>
+                            <a:fillRect/>
+                          </a:stretch>
+                        </pic:blipFill>
+                        <pic:spPr>
+                          <a:xfrm>
+                            <a:off x="0" y="0"/>
+                            <a:ext cx="2233295" cy="1753235"/>
+                          </a:xfrm>
+                          <a:prstGeom prst="rect">
+                            <a:avLst/>
+                          </a:prstGeom>
+                        </pic:spPr>
+                      </pic:pic>
+                    </a:graphicData>
+                  </a:graphic>
+                </wp:inline>
+              </w:drawing>
+            </w:r>
+          </w:p>
+        </w:tc>
+        <w:tc>
+          <w:tcPr>
+            <w:tcW w:w="3733" w:type="dxa"/>
+          </w:tcPr>
+          <w:p>
+            <w:pPr>
+              <w:pStyle w:val="-12"/>
+              <w:ind w:hanging="42"/>
+              <w:jc w:val="center"/>
+            </w:pPr>
+            <w:r>
+              <w:rPr>
+                <w:noProof/>
+                <w:lang w:eastAsia="ru-RU"/>
+              </w:rPr>
+              <w:drawing>
+                <wp:inline distT="0" distB="0" distL="0" distR="0" wp14:anchorId="338330C7" wp14:editId="4AF32220">
+                  <wp:extent cx="2233295" cy="1743710"/>
+                  <wp:effectExtent l="0" t="0" r="0" b="8890"/>
+                  <wp:docPr id="83" name="Рисунок 83"/>
+                  <wp:cNvGraphicFramePr>
+                    <a:graphicFrameLocks xmlns:a="http://schemas.openxmlformats.org/drawingml/2006/main" noChangeAspect="1"/>
+                  </wp:cNvGraphicFramePr>
+                  <a:graphic xmlns:a="http://schemas.openxmlformats.org/drawingml/2006/main">
+                    <a:graphicData uri="http://schemas.openxmlformats.org/drawingml/2006/picture">
+                      <pic:pic xmlns:pic="http://schemas.openxmlformats.org/drawingml/2006/picture">
+                        <pic:nvPicPr>
+                          <pic:cNvPr id="1" name=""/>
+                          <pic:cNvPicPr/>
+                        </pic:nvPicPr>
+                        <pic:blipFill>
+                          <a:blip r:embed="rId51"/>
+                          <a:stretch>
+                            <a:fillRect/>
+                          </a:stretch>
+                        </pic:blipFill>
+                        <pic:spPr>
+                          <a:xfrm>
+                            <a:off x="0" y="0"/>
+                            <a:ext cx="2233295" cy="1743710"/>
+                          </a:xfrm>
+                          <a:prstGeom prst="rect">
+                            <a:avLst/>
+                          </a:prstGeom>
+                        </pic:spPr>
+                      </pic:pic>
+                    </a:graphicData>
+                  </a:graphic>
+                </wp:inline>
+              </w:drawing>
+            </w:r>
+          </w:p>
+        </w:tc>
+        <w:tc>
+          <w:tcPr>
+            <w:tcW w:w="3733" w:type="dxa"/>
+          </w:tcPr>
+          <w:p>
+            <w:pPr>
+              <w:pStyle w:val="-12"/>
+              <w:ind w:hanging="231"/>
+              <w:jc w:val="center"/>
+            </w:pPr>
+            <w:r>
+              <w:rPr>
+                <w:noProof/>
+                <w:lang w:eastAsia="ru-RU"/>
+              </w:rPr>
+              <w:drawing>
+                <wp:inline distT="0" distB="0" distL="0" distR="0" wp14:anchorId="7E81C24C" wp14:editId="5307D92A">
+                  <wp:extent cx="2233295" cy="1736090"/>
+                  <wp:effectExtent l="0" t="0" r="0" b="0"/>
+                  <wp:docPr id="85" name="Рисунок 85"/>
+                  <wp:cNvGraphicFramePr>
+                    <a:graphicFrameLocks xmlns:a="http://schemas.openxmlformats.org/drawingml/2006/main" noChangeAspect="1"/>
+                  </wp:cNvGraphicFramePr>
+                  <a:graphic xmlns:a="http://schemas.openxmlformats.org/drawingml/2006/main">
+                    <a:graphicData uri="http://schemas.openxmlformats.org/drawingml/2006/picture">
+                      <pic:pic xmlns:pic="http://schemas.openxmlformats.org/drawingml/2006/picture">
+                        <pic:nvPicPr>
+                          <pic:cNvPr id="1" name=""/>
+                          <pic:cNvPicPr/>
+                        </pic:nvPicPr>
+                        <pic:blipFill>
+                          <a:blip r:embed="rId52"/>
+                          <a:stretch>
+                            <a:fillRect/>
+                          </a:stretch>
+                        </pic:blipFill>
+                        <pic:spPr>
+                          <a:xfrm>
+                            <a:off x="0" y="0"/>
+                            <a:ext cx="2233295" cy="1736090"/>
+                          </a:xfrm>
+                          <a:prstGeom prst="rect">
+                            <a:avLst/>
+                          </a:prstGeom>
+                        </pic:spPr>
+                      </pic:pic>
+                    </a:graphicData>
+                  </a:graphic>
+                </wp:inline>
+              </w:drawing>
+            </w:r>
+          </w:p>
+        </w:tc>
+      </w:tr>
+      <w:tr>
+        <w:tc>
+          <w:tcPr>
+            <w:tcW w:w="11199" w:type="dxa"/>
+            <w:gridSpan w:val="3"/>
+          </w:tcPr>
+          <w:p>
+            <w:pPr>
+              <w:pStyle w:val="-12"/>
+              <w:ind w:firstLine="0"/>
+              <w:jc w:val="center"/>
+            </w:pPr>
+            <w:r>
+              <w:t>Квадратурная корреляционная сумма</w:t>
+            </w:r>
+          </w:p>
+        </w:tc>
+      </w:tr>
+      <w:tr>
+        <w:tc>
+          <w:tcPr>
+            <w:tcW w:w="3733" w:type="dxa"/>
+          </w:tcPr>
+          <w:p>
+            <w:pPr>
+              <w:pStyle w:val="-12"/>
+              <w:ind w:firstLine="0"/>
+              <w:jc w:val="center"/>
+            </w:pPr>
+            <w:r>
+              <w:rPr>
+                <w:noProof/>
+                <w:lang w:eastAsia="ru-RU"/>
+              </w:rPr>
+              <w:lastRenderedPageBreak/>
+              <w:drawing>
+                <wp:inline distT="0" distB="0" distL="0" distR="0" wp14:anchorId="38CC88B5" wp14:editId="19A5584E">
+                  <wp:extent cx="2233295" cy="1740535"/>
+                  <wp:effectExtent l="0" t="0" r="0" b="0"/>
+                  <wp:docPr id="82" name="Рисунок 82"/>
+                  <wp:cNvGraphicFramePr>
+                    <a:graphicFrameLocks xmlns:a="http://schemas.openxmlformats.org/drawingml/2006/main" noChangeAspect="1"/>
+                  </wp:cNvGraphicFramePr>
+                  <a:graphic xmlns:a="http://schemas.openxmlformats.org/drawingml/2006/main">
+                    <a:graphicData uri="http://schemas.openxmlformats.org/drawingml/2006/picture">
+                      <pic:pic xmlns:pic="http://schemas.openxmlformats.org/drawingml/2006/picture">
+                        <pic:nvPicPr>
+                          <pic:cNvPr id="1" name=""/>
+                          <pic:cNvPicPr/>
+                        </pic:nvPicPr>
+                        <pic:blipFill>
+                          <a:blip r:embed="rId53"/>
+                          <a:stretch>
+                            <a:fillRect/>
+                          </a:stretch>
+                        </pic:blipFill>
+                        <pic:spPr>
+                          <a:xfrm>
+                            <a:off x="0" y="0"/>
+                            <a:ext cx="2233295" cy="1740535"/>
+                          </a:xfrm>
+                          <a:prstGeom prst="rect">
+                            <a:avLst/>
+                          </a:prstGeom>
+                        </pic:spPr>
+                      </pic:pic>
+                    </a:graphicData>
+                  </a:graphic>
+                </wp:inline>
+              </w:drawing>
+            </w:r>
+          </w:p>
+        </w:tc>
+        <w:tc>
+          <w:tcPr>
+            <w:tcW w:w="3733" w:type="dxa"/>
+          </w:tcPr>
+          <w:p>
+            <w:pPr>
+              <w:pStyle w:val="-12"/>
+              <w:ind w:firstLine="0"/>
+              <w:jc w:val="center"/>
+              <w:rPr>
+                <w:noProof/>
+                <w:lang w:eastAsia="ru-RU"/>
+              </w:rPr>
+            </w:pPr>
+            <w:r>
+              <w:rPr>
+                <w:noProof/>
+                <w:lang w:eastAsia="ru-RU"/>
+              </w:rPr>
+              <w:drawing>
+                <wp:inline distT="0" distB="0" distL="0" distR="0" wp14:anchorId="338E37AB" wp14:editId="71FA6F90">
+                  <wp:extent cx="2233295" cy="1737360"/>
+                  <wp:effectExtent l="0" t="0" r="0" b="0"/>
+                  <wp:docPr id="84" name="Рисунок 84"/>
+                  <wp:cNvGraphicFramePr>
+                    <a:graphicFrameLocks xmlns:a="http://schemas.openxmlformats.org/drawingml/2006/main" noChangeAspect="1"/>
+                  </wp:cNvGraphicFramePr>
+                  <a:graphic xmlns:a="http://schemas.openxmlformats.org/drawingml/2006/main">
+                    <a:graphicData uri="http://schemas.openxmlformats.org/drawingml/2006/picture">
+                      <pic:pic xmlns:pic="http://schemas.openxmlformats.org/drawingml/2006/picture">
+                        <pic:nvPicPr>
+                          <pic:cNvPr id="1" name=""/>
+                          <pic:cNvPicPr/>
+                        </pic:nvPicPr>
+                        <pic:blipFill>
+                          <a:blip r:embed="rId54"/>
+                          <a:stretch>
+                            <a:fillRect/>
+                          </a:stretch>
+                        </pic:blipFill>
+                        <pic:spPr>
+                          <a:xfrm>
+                            <a:off x="0" y="0"/>
+                            <a:ext cx="2233295" cy="1737360"/>
+                          </a:xfrm>
+                          <a:prstGeom prst="rect">
+                            <a:avLst/>
+                          </a:prstGeom>
+                        </pic:spPr>
+                      </pic:pic>
+                    </a:graphicData>
+                  </a:graphic>
+                </wp:inline>
+              </w:drawing>
+            </w:r>
+          </w:p>
+        </w:tc>
+        <w:tc>
+          <w:tcPr>
+            <w:tcW w:w="3733" w:type="dxa"/>
+          </w:tcPr>
+          <w:p>
+            <w:pPr>
+              <w:pStyle w:val="-12"/>
+              <w:ind w:left="-231" w:firstLine="0"/>
+              <w:jc w:val="center"/>
+            </w:pPr>
+            <w:r>
+              <w:rPr>
+                <w:noProof/>
+                <w:lang w:eastAsia="ru-RU"/>
+              </w:rPr>
+              <w:drawing>
+                <wp:inline distT="0" distB="0" distL="0" distR="0" wp14:anchorId="01BA8391" wp14:editId="6B55F351">
+                  <wp:extent cx="2233295" cy="1734185"/>
+                  <wp:effectExtent l="0" t="0" r="0" b="0"/>
+                  <wp:docPr id="86" name="Рисунок 86"/>
+                  <wp:cNvGraphicFramePr>
+                    <a:graphicFrameLocks xmlns:a="http://schemas.openxmlformats.org/drawingml/2006/main" noChangeAspect="1"/>
+                  </wp:cNvGraphicFramePr>
+                  <a:graphic xmlns:a="http://schemas.openxmlformats.org/drawingml/2006/main">
+                    <a:graphicData uri="http://schemas.openxmlformats.org/drawingml/2006/picture">
+                      <pic:pic xmlns:pic="http://schemas.openxmlformats.org/drawingml/2006/picture">
+                        <pic:nvPicPr>
+                          <pic:cNvPr id="1" name=""/>
+                          <pic:cNvPicPr/>
+                        </pic:nvPicPr>
+                        <pic:blipFill>
+                          <a:blip r:embed="rId55"/>
+                          <a:stretch>
+                            <a:fillRect/>
+                          </a:stretch>
+                        </pic:blipFill>
+                        <pic:spPr>
+                          <a:xfrm>
+                            <a:off x="0" y="0"/>
+                            <a:ext cx="2233295" cy="1734185"/>
+                          </a:xfrm>
+                          <a:prstGeom prst="rect">
+                            <a:avLst/>
+                          </a:prstGeom>
+                        </pic:spPr>
+                      </pic:pic>
+                    </a:graphicData>
+                  </a:graphic>
+                </wp:inline>
+              </w:drawing>
+            </w:r>
+          </w:p>
+        </w:tc>
+      </w:tr>
+    </w:tbl>
+    <w:p>
+      <w:pPr>
+        <w:pStyle w:val="-12"/>
+        <w:ind w:left="360" w:firstLine="0"/>
+      </w:pPr>
+    </w:p>
+    <w:p>
+      <w:pPr>
+        <w:pStyle w:val="-12"/>
+        <w:ind w:left="360" w:firstLine="0"/>
+      </w:pPr>
+    </w:p>
+    <w:p>
+      <w:pPr>
+        <w:pStyle w:val="-12"/>
         <w:numPr>
           <w:ilvl w:val="0"/>
           <w:numId w:val="11"/>
@@ -8364,10 +9283,10 @@
           <w:lang w:eastAsia="ru-RU"/>
         </w:rPr>
         <w:drawing>
-          <wp:inline distT="0" distB="0" distL="0" distR="0" wp14:anchorId="3A15F268" wp14:editId="561755CC">
-            <wp:extent cx="5334000" cy="4000500"/>
-            <wp:effectExtent l="0" t="0" r="0" b="0"/>
-            <wp:docPr id="57" name="Рисунок 57" descr="C:\Users\Эдуард Пудвиль\Desktop\7.jpg"/>
+          <wp:inline distT="0" distB="0" distL="0" distR="0" wp14:anchorId="3BC130A2" wp14:editId="3108009B">
+            <wp:extent cx="5940425" cy="4822190"/>
+            <wp:effectExtent l="0" t="0" r="3175" b="0"/>
+            <wp:docPr id="10" name="Рисунок 10"/>
             <wp:cNvGraphicFramePr>
               <a:graphicFrameLocks xmlns:a="http://schemas.openxmlformats.org/drawingml/2006/main" noChangeAspect="1"/>
             </wp:cNvGraphicFramePr>
@@ -8375,36 +9294,23 @@
               <a:graphicData uri="http://schemas.openxmlformats.org/drawingml/2006/picture">
                 <pic:pic xmlns:pic="http://schemas.openxmlformats.org/drawingml/2006/picture">
                   <pic:nvPicPr>
-                    <pic:cNvPr id="0" name="Picture 10" descr="C:\Users\Эдуард Пудвиль\Desktop\7.jpg"/>
-                    <pic:cNvPicPr>
-                      <a:picLocks noChangeAspect="1" noChangeArrowheads="1"/>
-                    </pic:cNvPicPr>
+                    <pic:cNvPr id="1" name=""/>
+                    <pic:cNvPicPr/>
                   </pic:nvPicPr>
                   <pic:blipFill>
-                    <a:blip r:embed="rId44">
-                      <a:extLst>
-                        <a:ext uri="{28A0092B-C50C-407E-A947-70E740481C1C}">
-                          <a14:useLocalDpi xmlns:a14="http://schemas.microsoft.com/office/drawing/2010/main" val="0"/>
-                        </a:ext>
-                      </a:extLst>
-                    </a:blip>
-                    <a:srcRect/>
+                    <a:blip r:embed="rId56"/>
                     <a:stretch>
                       <a:fillRect/>
                     </a:stretch>
                   </pic:blipFill>
-                  <pic:spPr bwMode="auto">
+                  <pic:spPr>
                     <a:xfrm>
                       <a:off x="0" y="0"/>
-                      <a:ext cx="5334000" cy="4000500"/>
+                      <a:ext cx="5940425" cy="4822190"/>
                     </a:xfrm>
                     <a:prstGeom prst="rect">
                       <a:avLst/>
                     </a:prstGeom>
-                    <a:noFill/>
-                    <a:ln>
-                      <a:noFill/>
-                    </a:ln>
                   </pic:spPr>
                 </pic:pic>
               </a:graphicData>
@@ -8507,11 +9413,12 @@
           <w:noProof/>
           <w:lang w:eastAsia="ru-RU"/>
         </w:rPr>
+        <w:lastRenderedPageBreak/>
         <w:drawing>
-          <wp:inline distT="0" distB="0" distL="0" distR="0" wp14:anchorId="53F516E3" wp14:editId="06D78BDE">
-            <wp:extent cx="4838700" cy="3629025"/>
-            <wp:effectExtent l="0" t="0" r="0" b="9525"/>
-            <wp:docPr id="58" name="Рисунок 58" descr="C:\Users\Эдуард Пудвиль\Desktop\8.jpg"/>
+          <wp:inline distT="0" distB="0" distL="0" distR="0" wp14:anchorId="1497D1EF" wp14:editId="5CF14912">
+            <wp:extent cx="5940425" cy="4783455"/>
+            <wp:effectExtent l="0" t="0" r="3175" b="0"/>
+            <wp:docPr id="11" name="Рисунок 11"/>
             <wp:cNvGraphicFramePr>
               <a:graphicFrameLocks xmlns:a="http://schemas.openxmlformats.org/drawingml/2006/main" noChangeAspect="1"/>
             </wp:cNvGraphicFramePr>
@@ -8519,36 +9426,23 @@
               <a:graphicData uri="http://schemas.openxmlformats.org/drawingml/2006/picture">
                 <pic:pic xmlns:pic="http://schemas.openxmlformats.org/drawingml/2006/picture">
                   <pic:nvPicPr>
-                    <pic:cNvPr id="0" name="Picture 11" descr="C:\Users\Эдуард Пудвиль\Desktop\8.jpg"/>
-                    <pic:cNvPicPr>
-                      <a:picLocks noChangeAspect="1" noChangeArrowheads="1"/>
-                    </pic:cNvPicPr>
+                    <pic:cNvPr id="1" name=""/>
+                    <pic:cNvPicPr/>
                   </pic:nvPicPr>
                   <pic:blipFill>
-                    <a:blip r:embed="rId45">
-                      <a:extLst>
-                        <a:ext uri="{28A0092B-C50C-407E-A947-70E740481C1C}">
-                          <a14:useLocalDpi xmlns:a14="http://schemas.microsoft.com/office/drawing/2010/main" val="0"/>
-                        </a:ext>
-                      </a:extLst>
-                    </a:blip>
-                    <a:srcRect/>
+                    <a:blip r:embed="rId57"/>
                     <a:stretch>
                       <a:fillRect/>
                     </a:stretch>
                   </pic:blipFill>
-                  <pic:spPr bwMode="auto">
+                  <pic:spPr>
                     <a:xfrm>
                       <a:off x="0" y="0"/>
-                      <a:ext cx="4838700" cy="3629025"/>
+                      <a:ext cx="5940425" cy="4783455"/>
                     </a:xfrm>
                     <a:prstGeom prst="rect">
                       <a:avLst/>
                     </a:prstGeom>
-                    <a:noFill/>
-                    <a:ln>
-                      <a:noFill/>
-                    </a:ln>
                   </pic:spPr>
                 </pic:pic>
               </a:graphicData>
@@ -9051,13 +9945,13 @@
         <w:rPr>
           <w:sz w:val="22"/>
         </w:rPr>
-        <w:t xml:space="preserve">Таблица </w:t>
+        <w:t>Таблица</w:t>
       </w:r>
       <w:r>
         <w:rPr>
           <w:sz w:val="22"/>
         </w:rPr>
-        <w:t>4</w:t>
+        <w:t xml:space="preserve"> 6</w:t>
       </w:r>
       <w:r>
         <w:rPr>
@@ -9226,11 +10120,12 @@
                 <w:noProof/>
                 <w:lang w:eastAsia="ru-RU"/>
               </w:rPr>
+              <w:lastRenderedPageBreak/>
               <w:drawing>
-                <wp:inline distT="0" distB="0" distL="0" distR="0" wp14:anchorId="6532EA38" wp14:editId="6D505EFA">
-                  <wp:extent cx="2233295" cy="1828165"/>
-                  <wp:effectExtent l="0" t="0" r="0" b="635"/>
-                  <wp:docPr id="62" name="Рисунок 62"/>
+                <wp:inline distT="0" distB="0" distL="0" distR="0" wp14:anchorId="76C20865" wp14:editId="0CC9067A">
+                  <wp:extent cx="2233295" cy="1761490"/>
+                  <wp:effectExtent l="0" t="0" r="0" b="0"/>
+                  <wp:docPr id="1199681815" name="Рисунок 1199681815"/>
                   <wp:cNvGraphicFramePr>
                     <a:graphicFrameLocks xmlns:a="http://schemas.openxmlformats.org/drawingml/2006/main" noChangeAspect="1"/>
                   </wp:cNvGraphicFramePr>
@@ -9242,7 +10137,7 @@
                           <pic:cNvPicPr/>
                         </pic:nvPicPr>
                         <pic:blipFill>
-                          <a:blip r:embed="rId46"/>
+                          <a:blip r:embed="rId58"/>
                           <a:stretch>
                             <a:fillRect/>
                           </a:stretch>
@@ -9250,7 +10145,7 @@
                         <pic:spPr>
                           <a:xfrm>
                             <a:off x="0" y="0"/>
-                            <a:ext cx="2233295" cy="1828165"/>
+                            <a:ext cx="2233295" cy="1761490"/>
                           </a:xfrm>
                           <a:prstGeom prst="rect">
                             <a:avLst/>
@@ -9280,10 +10175,10 @@
                 <w:lang w:eastAsia="ru-RU"/>
               </w:rPr>
               <w:drawing>
-                <wp:inline distT="0" distB="0" distL="0" distR="0" wp14:anchorId="08014369" wp14:editId="3383D160">
-                  <wp:extent cx="2233295" cy="1814195"/>
+                <wp:inline distT="0" distB="0" distL="0" distR="0" wp14:anchorId="5021E471" wp14:editId="3F4597F2">
+                  <wp:extent cx="2233295" cy="1818005"/>
                   <wp:effectExtent l="0" t="0" r="0" b="0"/>
-                  <wp:docPr id="72" name="Рисунок 72"/>
+                  <wp:docPr id="1199681817" name="Рисунок 1199681817"/>
                   <wp:cNvGraphicFramePr>
                     <a:graphicFrameLocks xmlns:a="http://schemas.openxmlformats.org/drawingml/2006/main" noChangeAspect="1"/>
                   </wp:cNvGraphicFramePr>
@@ -9295,133 +10190,7 @@
                           <pic:cNvPicPr/>
                         </pic:nvPicPr>
                         <pic:blipFill>
-                          <a:blip r:embed="rId47"/>
-                          <a:stretch>
-                            <a:fillRect/>
-                          </a:stretch>
-                        </pic:blipFill>
-                        <pic:spPr>
-                          <a:xfrm>
-                            <a:off x="0" y="0"/>
-                            <a:ext cx="2233295" cy="1814195"/>
-                          </a:xfrm>
-                          <a:prstGeom prst="rect">
-                            <a:avLst/>
-                          </a:prstGeom>
-                        </pic:spPr>
-                      </pic:pic>
-                    </a:graphicData>
-                  </a:graphic>
-                </wp:inline>
-              </w:drawing>
-            </w:r>
-          </w:p>
-        </w:tc>
-        <w:tc>
-          <w:tcPr>
-            <w:tcW w:w="3733" w:type="dxa"/>
-          </w:tcPr>
-          <w:p>
-            <w:pPr>
-              <w:pStyle w:val="-12"/>
-              <w:ind w:firstLine="0"/>
-              <w:jc w:val="center"/>
-            </w:pPr>
-            <w:r>
-              <w:rPr>
-                <w:noProof/>
-                <w:lang w:eastAsia="ru-RU"/>
-              </w:rPr>
-              <w:drawing>
-                <wp:inline distT="0" distB="0" distL="0" distR="0" wp14:anchorId="00997F37" wp14:editId="1BB20001">
-                  <wp:extent cx="2233295" cy="1852930"/>
-                  <wp:effectExtent l="0" t="0" r="0" b="0"/>
-                  <wp:docPr id="76" name="Рисунок 76"/>
-                  <wp:cNvGraphicFramePr>
-                    <a:graphicFrameLocks xmlns:a="http://schemas.openxmlformats.org/drawingml/2006/main" noChangeAspect="1"/>
-                  </wp:cNvGraphicFramePr>
-                  <a:graphic xmlns:a="http://schemas.openxmlformats.org/drawingml/2006/main">
-                    <a:graphicData uri="http://schemas.openxmlformats.org/drawingml/2006/picture">
-                      <pic:pic xmlns:pic="http://schemas.openxmlformats.org/drawingml/2006/picture">
-                        <pic:nvPicPr>
-                          <pic:cNvPr id="1" name=""/>
-                          <pic:cNvPicPr/>
-                        </pic:nvPicPr>
-                        <pic:blipFill>
-                          <a:blip r:embed="rId48"/>
-                          <a:stretch>
-                            <a:fillRect/>
-                          </a:stretch>
-                        </pic:blipFill>
-                        <pic:spPr>
-                          <a:xfrm>
-                            <a:off x="0" y="0"/>
-                            <a:ext cx="2233295" cy="1852930"/>
-                          </a:xfrm>
-                          <a:prstGeom prst="rect">
-                            <a:avLst/>
-                          </a:prstGeom>
-                        </pic:spPr>
-                      </pic:pic>
-                    </a:graphicData>
-                  </a:graphic>
-                </wp:inline>
-              </w:drawing>
-            </w:r>
-          </w:p>
-        </w:tc>
-      </w:tr>
-      <w:tr>
-        <w:tc>
-          <w:tcPr>
-            <w:tcW w:w="11199" w:type="dxa"/>
-            <w:gridSpan w:val="3"/>
-          </w:tcPr>
-          <w:p>
-            <w:pPr>
-              <w:pStyle w:val="-12"/>
-              <w:ind w:firstLine="0"/>
-              <w:jc w:val="center"/>
-            </w:pPr>
-            <w:r>
-              <w:t>Квадратурная корреляционная сумма</w:t>
-            </w:r>
-          </w:p>
-        </w:tc>
-      </w:tr>
-      <w:tr>
-        <w:tc>
-          <w:tcPr>
-            <w:tcW w:w="3733" w:type="dxa"/>
-          </w:tcPr>
-          <w:p>
-            <w:pPr>
-              <w:pStyle w:val="-12"/>
-              <w:ind w:firstLine="0"/>
-              <w:jc w:val="center"/>
-            </w:pPr>
-            <w:r>
-              <w:rPr>
-                <w:noProof/>
-                <w:lang w:eastAsia="ru-RU"/>
-              </w:rPr>
-              <w:drawing>
-                <wp:inline distT="0" distB="0" distL="0" distR="0" wp14:anchorId="1C31E662" wp14:editId="41600ADA">
-                  <wp:extent cx="2233295" cy="1818005"/>
-                  <wp:effectExtent l="0" t="0" r="0" b="0"/>
-                  <wp:docPr id="63" name="Рисунок 63"/>
-                  <wp:cNvGraphicFramePr>
-                    <a:graphicFrameLocks xmlns:a="http://schemas.openxmlformats.org/drawingml/2006/main" noChangeAspect="1"/>
-                  </wp:cNvGraphicFramePr>
-                  <a:graphic xmlns:a="http://schemas.openxmlformats.org/drawingml/2006/main">
-                    <a:graphicData uri="http://schemas.openxmlformats.org/drawingml/2006/picture">
-                      <pic:pic xmlns:pic="http://schemas.openxmlformats.org/drawingml/2006/picture">
-                        <pic:nvPicPr>
-                          <pic:cNvPr id="1" name=""/>
-                          <pic:cNvPicPr/>
-                        </pic:nvPicPr>
-                        <pic:blipFill>
-                          <a:blip r:embed="rId49"/>
+                          <a:blip r:embed="rId59"/>
                           <a:stretch>
                             <a:fillRect/>
                           </a:stretch>
@@ -9452,10 +10221,6 @@
               <w:pStyle w:val="-12"/>
               <w:ind w:firstLine="0"/>
               <w:jc w:val="center"/>
-              <w:rPr>
-                <w:noProof/>
-                <w:lang w:eastAsia="ru-RU"/>
-              </w:rPr>
             </w:pPr>
             <w:r>
               <w:rPr>
@@ -9463,10 +10228,10 @@
                 <w:lang w:eastAsia="ru-RU"/>
               </w:rPr>
               <w:drawing>
-                <wp:inline distT="0" distB="0" distL="0" distR="0" wp14:anchorId="526AA4A0" wp14:editId="603A7C45">
-                  <wp:extent cx="2233295" cy="1845945"/>
-                  <wp:effectExtent l="0" t="0" r="0" b="1905"/>
-                  <wp:docPr id="73" name="Рисунок 73"/>
+                <wp:inline distT="0" distB="0" distL="0" distR="0" wp14:anchorId="18A4BD4C" wp14:editId="02FED4B2">
+                  <wp:extent cx="2233295" cy="1764665"/>
+                  <wp:effectExtent l="0" t="0" r="0" b="6985"/>
+                  <wp:docPr id="1199681819" name="Рисунок 1199681819"/>
                   <wp:cNvGraphicFramePr>
                     <a:graphicFrameLocks xmlns:a="http://schemas.openxmlformats.org/drawingml/2006/main" noChangeAspect="1"/>
                   </wp:cNvGraphicFramePr>
@@ -9478,7 +10243,7 @@
                           <pic:cNvPicPr/>
                         </pic:nvPicPr>
                         <pic:blipFill>
-                          <a:blip r:embed="rId50"/>
+                          <a:blip r:embed="rId60"/>
                           <a:stretch>
                             <a:fillRect/>
                           </a:stretch>
@@ -9486,7 +10251,80 @@
                         <pic:spPr>
                           <a:xfrm>
                             <a:off x="0" y="0"/>
-                            <a:ext cx="2233295" cy="1845945"/>
+                            <a:ext cx="2233295" cy="1764665"/>
+                          </a:xfrm>
+                          <a:prstGeom prst="rect">
+                            <a:avLst/>
+                          </a:prstGeom>
+                        </pic:spPr>
+                      </pic:pic>
+                    </a:graphicData>
+                  </a:graphic>
+                </wp:inline>
+              </w:drawing>
+            </w:r>
+          </w:p>
+        </w:tc>
+      </w:tr>
+      <w:tr>
+        <w:tc>
+          <w:tcPr>
+            <w:tcW w:w="11199" w:type="dxa"/>
+            <w:gridSpan w:val="3"/>
+          </w:tcPr>
+          <w:p>
+            <w:pPr>
+              <w:pStyle w:val="-12"/>
+              <w:ind w:firstLine="0"/>
+              <w:jc w:val="center"/>
+            </w:pPr>
+            <w:r>
+              <w:t>Квадратурная корреляционная сумма</w:t>
+            </w:r>
+          </w:p>
+        </w:tc>
+      </w:tr>
+      <w:tr>
+        <w:tc>
+          <w:tcPr>
+            <w:tcW w:w="3733" w:type="dxa"/>
+          </w:tcPr>
+          <w:p>
+            <w:pPr>
+              <w:pStyle w:val="-12"/>
+              <w:ind w:firstLine="0"/>
+              <w:jc w:val="center"/>
+            </w:pPr>
+            <w:r>
+              <w:rPr>
+                <w:noProof/>
+                <w:lang w:eastAsia="ru-RU"/>
+              </w:rPr>
+              <w:drawing>
+                <wp:inline distT="0" distB="0" distL="0" distR="0" wp14:anchorId="701B8117" wp14:editId="6A343255">
+                  <wp:extent cx="2233295" cy="1753870"/>
+                  <wp:effectExtent l="0" t="0" r="0" b="0"/>
+                  <wp:docPr id="1199681816" name="Рисунок 1199681816"/>
+                  <wp:cNvGraphicFramePr>
+                    <a:graphicFrameLocks xmlns:a="http://schemas.openxmlformats.org/drawingml/2006/main" noChangeAspect="1"/>
+                  </wp:cNvGraphicFramePr>
+                  <a:graphic xmlns:a="http://schemas.openxmlformats.org/drawingml/2006/main">
+                    <a:graphicData uri="http://schemas.openxmlformats.org/drawingml/2006/picture">
+                      <pic:pic xmlns:pic="http://schemas.openxmlformats.org/drawingml/2006/picture">
+                        <pic:nvPicPr>
+                          <pic:cNvPr id="1" name=""/>
+                          <pic:cNvPicPr/>
+                        </pic:nvPicPr>
+                        <pic:blipFill>
+                          <a:blip r:embed="rId61"/>
+                          <a:stretch>
+                            <a:fillRect/>
+                          </a:stretch>
+                        </pic:blipFill>
+                        <pic:spPr>
+                          <a:xfrm>
+                            <a:off x="0" y="0"/>
+                            <a:ext cx="2233295" cy="1753870"/>
                           </a:xfrm>
                           <a:prstGeom prst="rect">
                             <a:avLst/>
@@ -9516,10 +10354,10 @@
                 <w:lang w:eastAsia="ru-RU"/>
               </w:rPr>
               <w:drawing>
-                <wp:inline distT="0" distB="0" distL="0" distR="0" wp14:anchorId="41D3BB67" wp14:editId="72C94212">
-                  <wp:extent cx="2233295" cy="1830705"/>
+                <wp:inline distT="0" distB="0" distL="0" distR="0" wp14:anchorId="5850981F" wp14:editId="26E8B947">
+                  <wp:extent cx="2233295" cy="1739265"/>
                   <wp:effectExtent l="0" t="0" r="0" b="0"/>
-                  <wp:docPr id="77" name="Рисунок 77"/>
+                  <wp:docPr id="1199681818" name="Рисунок 1199681818"/>
                   <wp:cNvGraphicFramePr>
                     <a:graphicFrameLocks xmlns:a="http://schemas.openxmlformats.org/drawingml/2006/main" noChangeAspect="1"/>
                   </wp:cNvGraphicFramePr>
@@ -9531,7 +10369,7 @@
                           <pic:cNvPicPr/>
                         </pic:nvPicPr>
                         <pic:blipFill>
-                          <a:blip r:embed="rId51"/>
+                          <a:blip r:embed="rId62"/>
                           <a:stretch>
                             <a:fillRect/>
                           </a:stretch>
@@ -9539,7 +10377,7 @@
                         <pic:spPr>
                           <a:xfrm>
                             <a:off x="0" y="0"/>
-                            <a:ext cx="2233295" cy="1830705"/>
+                            <a:ext cx="2233295" cy="1739265"/>
                           </a:xfrm>
                           <a:prstGeom prst="rect">
                             <a:avLst/>
@@ -9553,6 +10391,59 @@
             </w:r>
           </w:p>
         </w:tc>
+        <w:tc>
+          <w:tcPr>
+            <w:tcW w:w="3733" w:type="dxa"/>
+          </w:tcPr>
+          <w:p>
+            <w:pPr>
+              <w:pStyle w:val="-12"/>
+              <w:ind w:firstLine="0"/>
+              <w:jc w:val="center"/>
+            </w:pPr>
+            <w:r>
+              <w:rPr>
+                <w:noProof/>
+                <w:lang w:eastAsia="ru-RU"/>
+              </w:rPr>
+              <w:drawing>
+                <wp:inline distT="0" distB="0" distL="0" distR="0" wp14:anchorId="0343DA48" wp14:editId="5D19B4BA">
+                  <wp:extent cx="2233295" cy="1739900"/>
+                  <wp:effectExtent l="0" t="0" r="0" b="0"/>
+                  <wp:docPr id="1199681820" name="Рисунок 1199681820"/>
+                  <wp:cNvGraphicFramePr>
+                    <a:graphicFrameLocks xmlns:a="http://schemas.openxmlformats.org/drawingml/2006/main" noChangeAspect="1"/>
+                  </wp:cNvGraphicFramePr>
+                  <a:graphic xmlns:a="http://schemas.openxmlformats.org/drawingml/2006/main">
+                    <a:graphicData uri="http://schemas.openxmlformats.org/drawingml/2006/picture">
+                      <pic:pic xmlns:pic="http://schemas.openxmlformats.org/drawingml/2006/picture">
+                        <pic:nvPicPr>
+                          <pic:cNvPr id="1" name=""/>
+                          <pic:cNvPicPr/>
+                        </pic:nvPicPr>
+                        <pic:blipFill>
+                          <a:blip r:embed="rId63"/>
+                          <a:stretch>
+                            <a:fillRect/>
+                          </a:stretch>
+                        </pic:blipFill>
+                        <pic:spPr>
+                          <a:xfrm>
+                            <a:off x="0" y="0"/>
+                            <a:ext cx="2233295" cy="1739900"/>
+                          </a:xfrm>
+                          <a:prstGeom prst="rect">
+                            <a:avLst/>
+                          </a:prstGeom>
+                        </pic:spPr>
+                      </pic:pic>
+                    </a:graphicData>
+                  </a:graphic>
+                </wp:inline>
+              </w:drawing>
+            </w:r>
+          </w:p>
+        </w:tc>
       </w:tr>
     </w:tbl>
     <w:p>
@@ -9654,7 +10545,7 @@
         <w:rPr>
           <w:sz w:val="22"/>
         </w:rPr>
-        <w:t>5</w:t>
+        <w:t>7</w:t>
       </w:r>
       <w:r>
         <w:rPr>
@@ -9818,10 +10709,10 @@
                 <w:lang w:eastAsia="ru-RU"/>
               </w:rPr>
               <w:drawing>
-                <wp:inline distT="0" distB="0" distL="0" distR="0" wp14:anchorId="415D1CE8" wp14:editId="53BC2AB3">
-                  <wp:extent cx="2314575" cy="1735932"/>
+                <wp:inline distT="0" distB="0" distL="0" distR="0" wp14:anchorId="200B6C0E" wp14:editId="713D1931">
+                  <wp:extent cx="2233295" cy="1736725"/>
                   <wp:effectExtent l="0" t="0" r="0" b="0"/>
-                  <wp:docPr id="60" name="Рисунок 60" descr="C:\Users\Эдуард Пудвиль\Desktop\9.jpg"/>
+                  <wp:docPr id="41" name="Рисунок 41"/>
                   <wp:cNvGraphicFramePr>
                     <a:graphicFrameLocks xmlns:a="http://schemas.openxmlformats.org/drawingml/2006/main" noChangeAspect="1"/>
                   </wp:cNvGraphicFramePr>
@@ -9829,36 +10720,23 @@
                     <a:graphicData uri="http://schemas.openxmlformats.org/drawingml/2006/picture">
                       <pic:pic xmlns:pic="http://schemas.openxmlformats.org/drawingml/2006/picture">
                         <pic:nvPicPr>
-                          <pic:cNvPr id="0" name="Picture 13" descr="C:\Users\Эдуард Пудвиль\Desktop\9.jpg"/>
-                          <pic:cNvPicPr>
-                            <a:picLocks noChangeAspect="1" noChangeArrowheads="1"/>
-                          </pic:cNvPicPr>
+                          <pic:cNvPr id="1" name=""/>
+                          <pic:cNvPicPr/>
                         </pic:nvPicPr>
                         <pic:blipFill>
-                          <a:blip r:embed="rId52" cstate="print">
-                            <a:extLst>
-                              <a:ext uri="{28A0092B-C50C-407E-A947-70E740481C1C}">
-                                <a14:useLocalDpi xmlns:a14="http://schemas.microsoft.com/office/drawing/2010/main" val="0"/>
-                              </a:ext>
-                            </a:extLst>
-                          </a:blip>
-                          <a:srcRect/>
+                          <a:blip r:embed="rId64"/>
                           <a:stretch>
                             <a:fillRect/>
                           </a:stretch>
                         </pic:blipFill>
-                        <pic:spPr bwMode="auto">
+                        <pic:spPr>
                           <a:xfrm>
                             <a:off x="0" y="0"/>
-                            <a:ext cx="2316667" cy="1737501"/>
+                            <a:ext cx="2233295" cy="1736725"/>
                           </a:xfrm>
                           <a:prstGeom prst="rect">
                             <a:avLst/>
                           </a:prstGeom>
-                          <a:noFill/>
-                          <a:ln>
-                            <a:noFill/>
-                          </a:ln>
                         </pic:spPr>
                       </pic:pic>
                     </a:graphicData>
@@ -9884,10 +10762,10 @@
                 <w:lang w:eastAsia="ru-RU"/>
               </w:rPr>
               <w:drawing>
-                <wp:inline distT="0" distB="0" distL="0" distR="0" wp14:anchorId="0A1DE8CA" wp14:editId="64A3FB22">
-                  <wp:extent cx="2311400" cy="1733550"/>
-                  <wp:effectExtent l="0" t="0" r="0" b="0"/>
-                  <wp:docPr id="64" name="Рисунок 64" descr="C:\Users\Эдуард Пудвиль\Desktop\11.jpg"/>
+                <wp:inline distT="0" distB="0" distL="0" distR="0" wp14:anchorId="7429AEF6" wp14:editId="7E2A179D">
+                  <wp:extent cx="2233295" cy="1762760"/>
+                  <wp:effectExtent l="0" t="0" r="0" b="8890"/>
+                  <wp:docPr id="43" name="Рисунок 43"/>
                   <wp:cNvGraphicFramePr>
                     <a:graphicFrameLocks xmlns:a="http://schemas.openxmlformats.org/drawingml/2006/main" noChangeAspect="1"/>
                   </wp:cNvGraphicFramePr>
@@ -9895,36 +10773,23 @@
                     <a:graphicData uri="http://schemas.openxmlformats.org/drawingml/2006/picture">
                       <pic:pic xmlns:pic="http://schemas.openxmlformats.org/drawingml/2006/picture">
                         <pic:nvPicPr>
-                          <pic:cNvPr id="0" name="Picture 15" descr="C:\Users\Эдуард Пудвиль\Desktop\11.jpg"/>
-                          <pic:cNvPicPr>
-                            <a:picLocks noChangeAspect="1" noChangeArrowheads="1"/>
-                          </pic:cNvPicPr>
+                          <pic:cNvPr id="1" name=""/>
+                          <pic:cNvPicPr/>
                         </pic:nvPicPr>
                         <pic:blipFill>
-                          <a:blip r:embed="rId53" cstate="print">
-                            <a:extLst>
-                              <a:ext uri="{28A0092B-C50C-407E-A947-70E740481C1C}">
-                                <a14:useLocalDpi xmlns:a14="http://schemas.microsoft.com/office/drawing/2010/main" val="0"/>
-                              </a:ext>
-                            </a:extLst>
-                          </a:blip>
-                          <a:srcRect/>
+                          <a:blip r:embed="rId65"/>
                           <a:stretch>
                             <a:fillRect/>
                           </a:stretch>
                         </pic:blipFill>
-                        <pic:spPr bwMode="auto">
+                        <pic:spPr>
                           <a:xfrm>
                             <a:off x="0" y="0"/>
-                            <a:ext cx="2314142" cy="1735606"/>
+                            <a:ext cx="2233295" cy="1762760"/>
                           </a:xfrm>
                           <a:prstGeom prst="rect">
                             <a:avLst/>
                           </a:prstGeom>
-                          <a:noFill/>
-                          <a:ln>
-                            <a:noFill/>
-                          </a:ln>
                         </pic:spPr>
                       </pic:pic>
                     </a:graphicData>
@@ -9950,10 +10815,10 @@
                 <w:lang w:eastAsia="ru-RU"/>
               </w:rPr>
               <w:drawing>
-                <wp:inline distT="0" distB="0" distL="0" distR="0" wp14:anchorId="58CC05E1" wp14:editId="3B746ED2">
-                  <wp:extent cx="2197098" cy="1647825"/>
+                <wp:inline distT="0" distB="0" distL="0" distR="0" wp14:anchorId="5FBFB89A" wp14:editId="5919D3A5">
+                  <wp:extent cx="2233295" cy="1734820"/>
                   <wp:effectExtent l="0" t="0" r="0" b="0"/>
-                  <wp:docPr id="66" name="Рисунок 66" descr="C:\Users\Эдуард Пудвиль\Desktop\13.jpg"/>
+                  <wp:docPr id="39" name="Рисунок 39"/>
                   <wp:cNvGraphicFramePr>
                     <a:graphicFrameLocks xmlns:a="http://schemas.openxmlformats.org/drawingml/2006/main" noChangeAspect="1"/>
                   </wp:cNvGraphicFramePr>
@@ -9961,36 +10826,23 @@
                     <a:graphicData uri="http://schemas.openxmlformats.org/drawingml/2006/picture">
                       <pic:pic xmlns:pic="http://schemas.openxmlformats.org/drawingml/2006/picture">
                         <pic:nvPicPr>
-                          <pic:cNvPr id="0" name="Picture 17" descr="C:\Users\Эдуард Пудвиль\Desktop\13.jpg"/>
-                          <pic:cNvPicPr>
-                            <a:picLocks noChangeAspect="1" noChangeArrowheads="1"/>
-                          </pic:cNvPicPr>
+                          <pic:cNvPr id="1" name=""/>
+                          <pic:cNvPicPr/>
                         </pic:nvPicPr>
                         <pic:blipFill>
-                          <a:blip r:embed="rId54" cstate="print">
-                            <a:extLst>
-                              <a:ext uri="{28A0092B-C50C-407E-A947-70E740481C1C}">
-                                <a14:useLocalDpi xmlns:a14="http://schemas.microsoft.com/office/drawing/2010/main" val="0"/>
-                              </a:ext>
-                            </a:extLst>
-                          </a:blip>
-                          <a:srcRect/>
+                          <a:blip r:embed="rId66"/>
                           <a:stretch>
                             <a:fillRect/>
                           </a:stretch>
                         </pic:blipFill>
-                        <pic:spPr bwMode="auto">
+                        <pic:spPr>
                           <a:xfrm>
                             <a:off x="0" y="0"/>
-                            <a:ext cx="2212616" cy="1659464"/>
+                            <a:ext cx="2233295" cy="1734820"/>
                           </a:xfrm>
                           <a:prstGeom prst="rect">
                             <a:avLst/>
                           </a:prstGeom>
-                          <a:noFill/>
-                          <a:ln>
-                            <a:noFill/>
-                          </a:ln>
                         </pic:spPr>
                       </pic:pic>
                     </a:graphicData>
@@ -10029,17 +10881,21 @@
               <w:pStyle w:val="-12"/>
               <w:ind w:firstLine="0"/>
               <w:jc w:val="center"/>
+              <w:rPr>
+                <w:b/>
+              </w:rPr>
             </w:pPr>
             <w:r>
               <w:rPr>
                 <w:noProof/>
                 <w:lang w:eastAsia="ru-RU"/>
               </w:rPr>
+              <w:lastRenderedPageBreak/>
               <w:drawing>
-                <wp:inline distT="0" distB="0" distL="0" distR="0" wp14:anchorId="62F3D986" wp14:editId="219946D5">
-                  <wp:extent cx="2324100" cy="1743075"/>
-                  <wp:effectExtent l="0" t="0" r="0" b="9525"/>
-                  <wp:docPr id="61" name="Рисунок 61" descr="C:\Users\Эдуард Пудвиль\Desktop\10.jpg"/>
+                <wp:inline distT="0" distB="0" distL="0" distR="0" wp14:anchorId="692E4625" wp14:editId="2F45EE1B">
+                  <wp:extent cx="2233295" cy="1751965"/>
+                  <wp:effectExtent l="0" t="0" r="0" b="635"/>
+                  <wp:docPr id="42" name="Рисунок 42"/>
                   <wp:cNvGraphicFramePr>
                     <a:graphicFrameLocks xmlns:a="http://schemas.openxmlformats.org/drawingml/2006/main" noChangeAspect="1"/>
                   </wp:cNvGraphicFramePr>
@@ -10047,36 +10903,23 @@
                     <a:graphicData uri="http://schemas.openxmlformats.org/drawingml/2006/picture">
                       <pic:pic xmlns:pic="http://schemas.openxmlformats.org/drawingml/2006/picture">
                         <pic:nvPicPr>
-                          <pic:cNvPr id="0" name="Picture 14" descr="C:\Users\Эдуард Пудвиль\Desktop\10.jpg"/>
-                          <pic:cNvPicPr>
-                            <a:picLocks noChangeAspect="1" noChangeArrowheads="1"/>
-                          </pic:cNvPicPr>
+                          <pic:cNvPr id="1" name=""/>
+                          <pic:cNvPicPr/>
                         </pic:nvPicPr>
                         <pic:blipFill>
-                          <a:blip r:embed="rId55">
-                            <a:extLst>
-                              <a:ext uri="{28A0092B-C50C-407E-A947-70E740481C1C}">
-                                <a14:useLocalDpi xmlns:a14="http://schemas.microsoft.com/office/drawing/2010/main" val="0"/>
-                              </a:ext>
-                            </a:extLst>
-                          </a:blip>
-                          <a:srcRect/>
+                          <a:blip r:embed="rId67"/>
                           <a:stretch>
                             <a:fillRect/>
                           </a:stretch>
                         </pic:blipFill>
-                        <pic:spPr bwMode="auto">
+                        <pic:spPr>
                           <a:xfrm>
                             <a:off x="0" y="0"/>
-                            <a:ext cx="2324100" cy="1743075"/>
+                            <a:ext cx="2233295" cy="1751965"/>
                           </a:xfrm>
                           <a:prstGeom prst="rect">
                             <a:avLst/>
                           </a:prstGeom>
-                          <a:noFill/>
-                          <a:ln>
-                            <a:noFill/>
-                          </a:ln>
                         </pic:spPr>
                       </pic:pic>
                     </a:graphicData>
@@ -10106,10 +10949,10 @@
                 <w:lang w:eastAsia="ru-RU"/>
               </w:rPr>
               <w:drawing>
-                <wp:inline distT="0" distB="0" distL="0" distR="0" wp14:anchorId="69A24145" wp14:editId="322CD609">
-                  <wp:extent cx="2260600" cy="1695450"/>
-                  <wp:effectExtent l="0" t="0" r="6350" b="0"/>
-                  <wp:docPr id="65" name="Рисунок 65" descr="C:\Users\Эдуард Пудвиль\Desktop\12.jpg"/>
+                <wp:inline distT="0" distB="0" distL="0" distR="0" wp14:anchorId="7337534A" wp14:editId="2C832968">
+                  <wp:extent cx="2233295" cy="1724025"/>
+                  <wp:effectExtent l="0" t="0" r="0" b="9525"/>
+                  <wp:docPr id="51" name="Рисунок 51"/>
                   <wp:cNvGraphicFramePr>
                     <a:graphicFrameLocks xmlns:a="http://schemas.openxmlformats.org/drawingml/2006/main" noChangeAspect="1"/>
                   </wp:cNvGraphicFramePr>
@@ -10117,36 +10960,23 @@
                     <a:graphicData uri="http://schemas.openxmlformats.org/drawingml/2006/picture">
                       <pic:pic xmlns:pic="http://schemas.openxmlformats.org/drawingml/2006/picture">
                         <pic:nvPicPr>
-                          <pic:cNvPr id="0" name="Picture 16" descr="C:\Users\Эдуард Пудвиль\Desktop\12.jpg"/>
-                          <pic:cNvPicPr>
-                            <a:picLocks noChangeAspect="1" noChangeArrowheads="1"/>
-                          </pic:cNvPicPr>
+                          <pic:cNvPr id="1" name=""/>
+                          <pic:cNvPicPr/>
                         </pic:nvPicPr>
                         <pic:blipFill>
-                          <a:blip r:embed="rId56" cstate="print">
-                            <a:extLst>
-                              <a:ext uri="{28A0092B-C50C-407E-A947-70E740481C1C}">
-                                <a14:useLocalDpi xmlns:a14="http://schemas.microsoft.com/office/drawing/2010/main" val="0"/>
-                              </a:ext>
-                            </a:extLst>
-                          </a:blip>
-                          <a:srcRect/>
+                          <a:blip r:embed="rId68"/>
                           <a:stretch>
                             <a:fillRect/>
                           </a:stretch>
                         </pic:blipFill>
-                        <pic:spPr bwMode="auto">
+                        <pic:spPr>
                           <a:xfrm>
                             <a:off x="0" y="0"/>
-                            <a:ext cx="2265434" cy="1699075"/>
+                            <a:ext cx="2233295" cy="1724025"/>
                           </a:xfrm>
                           <a:prstGeom prst="rect">
                             <a:avLst/>
                           </a:prstGeom>
-                          <a:noFill/>
-                          <a:ln>
-                            <a:noFill/>
-                          </a:ln>
                         </pic:spPr>
                       </pic:pic>
                     </a:graphicData>
@@ -10172,10 +11002,10 @@
                 <w:lang w:eastAsia="ru-RU"/>
               </w:rPr>
               <w:drawing>
-                <wp:inline distT="0" distB="0" distL="0" distR="0" wp14:anchorId="19DC3290" wp14:editId="5D7B4A62">
-                  <wp:extent cx="2257425" cy="1693070"/>
-                  <wp:effectExtent l="0" t="0" r="0" b="2540"/>
-                  <wp:docPr id="67" name="Рисунок 67" descr="C:\Users\Эдуард Пудвиль\Desktop\14.jpg"/>
+                <wp:inline distT="0" distB="0" distL="0" distR="0" wp14:anchorId="102732B2" wp14:editId="4AD08665">
+                  <wp:extent cx="2233295" cy="1769745"/>
+                  <wp:effectExtent l="0" t="0" r="0" b="1905"/>
+                  <wp:docPr id="40" name="Рисунок 40"/>
                   <wp:cNvGraphicFramePr>
                     <a:graphicFrameLocks xmlns:a="http://schemas.openxmlformats.org/drawingml/2006/main" noChangeAspect="1"/>
                   </wp:cNvGraphicFramePr>
@@ -10183,36 +11013,23 @@
                     <a:graphicData uri="http://schemas.openxmlformats.org/drawingml/2006/picture">
                       <pic:pic xmlns:pic="http://schemas.openxmlformats.org/drawingml/2006/picture">
                         <pic:nvPicPr>
-                          <pic:cNvPr id="0" name="Picture 18" descr="C:\Users\Эдуард Пудвиль\Desktop\14.jpg"/>
-                          <pic:cNvPicPr>
-                            <a:picLocks noChangeAspect="1" noChangeArrowheads="1"/>
-                          </pic:cNvPicPr>
+                          <pic:cNvPr id="1" name=""/>
+                          <pic:cNvPicPr/>
                         </pic:nvPicPr>
                         <pic:blipFill>
-                          <a:blip r:embed="rId57" cstate="print">
-                            <a:extLst>
-                              <a:ext uri="{28A0092B-C50C-407E-A947-70E740481C1C}">
-                                <a14:useLocalDpi xmlns:a14="http://schemas.microsoft.com/office/drawing/2010/main" val="0"/>
-                              </a:ext>
-                            </a:extLst>
-                          </a:blip>
-                          <a:srcRect/>
+                          <a:blip r:embed="rId69"/>
                           <a:stretch>
                             <a:fillRect/>
                           </a:stretch>
                         </pic:blipFill>
-                        <pic:spPr bwMode="auto">
+                        <pic:spPr>
                           <a:xfrm>
                             <a:off x="0" y="0"/>
-                            <a:ext cx="2265993" cy="1699496"/>
+                            <a:ext cx="2233295" cy="1769745"/>
                           </a:xfrm>
                           <a:prstGeom prst="rect">
                             <a:avLst/>
                           </a:prstGeom>
-                          <a:noFill/>
-                          <a:ln>
-                            <a:noFill/>
-                          </a:ln>
                         </pic:spPr>
                       </pic:pic>
                     </a:graphicData>
@@ -10291,17 +11108,1094 @@
     <w:p>
       <w:pPr>
         <w:pStyle w:val="-12"/>
+        <w:ind w:firstLine="0"/>
+        <w:jc w:val="right"/>
+        <w:rPr>
+          <w:sz w:val="22"/>
+        </w:rPr>
+      </w:pPr>
+      <w:r>
+        <w:rPr>
+          <w:sz w:val="22"/>
+        </w:rPr>
+        <w:t xml:space="preserve">Таблица </w:t>
+      </w:r>
+      <w:r>
+        <w:rPr>
+          <w:sz w:val="22"/>
+        </w:rPr>
+        <w:t>9</w:t>
+      </w:r>
+      <w:r>
+        <w:rPr>
+          <w:sz w:val="22"/>
+        </w:rPr>
+        <w:t>. Исследование</w:t>
+      </w:r>
+      <w:r>
+        <w:rPr>
+          <w:sz w:val="22"/>
+        </w:rPr>
+        <w:t xml:space="preserve"> сигнала с пом</w:t>
+      </w:r>
+      <w:r>
+        <w:rPr>
+          <w:sz w:val="22"/>
+        </w:rPr>
+        <w:t>ехой на</w:t>
+      </w:r>
+      <w:r>
+        <w:rPr>
+          <w:sz w:val="22"/>
+        </w:rPr>
+        <w:t xml:space="preserve"> влияния квантования</w:t>
+      </w:r>
+    </w:p>
+    <w:tbl>
+      <w:tblPr>
+        <w:tblStyle w:val="a7"/>
+        <w:tblW w:w="11199" w:type="dxa"/>
+        <w:tblInd w:w="-1281" w:type="dxa"/>
+        <w:tblLayout w:type="fixed"/>
+        <w:tblLook w:val="04A0" w:firstRow="1" w:lastRow="0" w:firstColumn="1" w:lastColumn="0" w:noHBand="0" w:noVBand="1"/>
+      </w:tblPr>
+      <w:tblGrid>
+        <w:gridCol w:w="3733"/>
+        <w:gridCol w:w="3733"/>
+        <w:gridCol w:w="3733"/>
+      </w:tblGrid>
+      <w:tr>
+        <w:tc>
+          <w:tcPr>
+            <w:tcW w:w="3733" w:type="dxa"/>
+          </w:tcPr>
+          <w:p>
+            <w:pPr>
+              <w:pStyle w:val="-12"/>
+              <w:ind w:firstLine="0"/>
+              <w:jc w:val="center"/>
+            </w:pPr>
+            <w:r>
+              <w:t xml:space="preserve">Полоса </w:t>
+            </w:r>
+            <w:proofErr w:type="spellStart"/>
+            <w:r>
+              <w:t>фронтеда</w:t>
+            </w:r>
+            <w:proofErr w:type="spellEnd"/>
+            <w:r>
+              <w:rPr>
+                <w:lang w:val="en-US"/>
+              </w:rPr>
+              <w:t xml:space="preserve"> </w:t>
+            </w:r>
+            <w:r>
+              <w:t>бесконечная</w:t>
+            </w:r>
+          </w:p>
+        </w:tc>
+        <w:tc>
+          <w:tcPr>
+            <w:tcW w:w="3733" w:type="dxa"/>
+          </w:tcPr>
+          <w:p>
+            <w:pPr>
+              <w:pStyle w:val="-12"/>
+              <w:ind w:firstLine="0"/>
+              <w:jc w:val="center"/>
+            </w:pPr>
+            <w:r>
+              <w:t xml:space="preserve">Полоса </w:t>
+            </w:r>
+            <w:proofErr w:type="spellStart"/>
+            <w:r>
+              <w:t>фронтенда</w:t>
+            </w:r>
+            <w:proofErr w:type="spellEnd"/>
+            <w:r>
+              <w:rPr>
+                <w:lang w:val="en-US"/>
+              </w:rPr>
+              <w:t xml:space="preserve"> </w:t>
+            </w:r>
+            <w:r>
+              <w:t>6 МГц</w:t>
+            </w:r>
+          </w:p>
+        </w:tc>
+        <w:tc>
+          <w:tcPr>
+            <w:tcW w:w="3733" w:type="dxa"/>
+          </w:tcPr>
+          <w:p>
+            <w:pPr>
+              <w:pStyle w:val="-12"/>
+              <w:ind w:firstLine="0"/>
+              <w:jc w:val="center"/>
+            </w:pPr>
+            <w:r>
+              <w:t xml:space="preserve">Полоса </w:t>
+            </w:r>
+            <w:proofErr w:type="spellStart"/>
+            <w:r>
+              <w:t>фронтенда</w:t>
+            </w:r>
+            <w:proofErr w:type="spellEnd"/>
+            <w:r>
+              <w:rPr>
+                <w:lang w:val="en-US"/>
+              </w:rPr>
+              <w:t xml:space="preserve"> </w:t>
+            </w:r>
+            <w:r>
+              <w:t>1 МГц</w:t>
+            </w:r>
+          </w:p>
+        </w:tc>
+      </w:tr>
+      <w:tr>
+        <w:tc>
+          <w:tcPr>
+            <w:tcW w:w="11199" w:type="dxa"/>
+            <w:gridSpan w:val="3"/>
+          </w:tcPr>
+          <w:p>
+            <w:pPr>
+              <w:pStyle w:val="-12"/>
+              <w:ind w:firstLine="0"/>
+              <w:jc w:val="center"/>
+            </w:pPr>
+            <w:r>
+              <w:t>Синфазная корреляционная сумма</w:t>
+            </w:r>
+          </w:p>
+        </w:tc>
+      </w:tr>
+      <w:tr>
+        <w:tc>
+          <w:tcPr>
+            <w:tcW w:w="3733" w:type="dxa"/>
+          </w:tcPr>
+          <w:p>
+            <w:pPr>
+              <w:pStyle w:val="-12"/>
+              <w:ind w:firstLine="0"/>
+              <w:jc w:val="center"/>
+            </w:pPr>
+            <w:r>
+              <w:rPr>
+                <w:noProof/>
+                <w:lang w:eastAsia="ru-RU"/>
+              </w:rPr>
+              <w:drawing>
+                <wp:inline distT="0" distB="0" distL="0" distR="0" wp14:anchorId="1E46F0B0" wp14:editId="228C4836">
+                  <wp:extent cx="2233295" cy="1733550"/>
+                  <wp:effectExtent l="0" t="0" r="0" b="0"/>
+                  <wp:docPr id="93" name="Рисунок 93"/>
+                  <wp:cNvGraphicFramePr>
+                    <a:graphicFrameLocks xmlns:a="http://schemas.openxmlformats.org/drawingml/2006/main" noChangeAspect="1"/>
+                  </wp:cNvGraphicFramePr>
+                  <a:graphic xmlns:a="http://schemas.openxmlformats.org/drawingml/2006/main">
+                    <a:graphicData uri="http://schemas.openxmlformats.org/drawingml/2006/picture">
+                      <pic:pic xmlns:pic="http://schemas.openxmlformats.org/drawingml/2006/picture">
+                        <pic:nvPicPr>
+                          <pic:cNvPr id="1" name=""/>
+                          <pic:cNvPicPr/>
+                        </pic:nvPicPr>
+                        <pic:blipFill>
+                          <a:blip r:embed="rId70"/>
+                          <a:stretch>
+                            <a:fillRect/>
+                          </a:stretch>
+                        </pic:blipFill>
+                        <pic:spPr>
+                          <a:xfrm>
+                            <a:off x="0" y="0"/>
+                            <a:ext cx="2233295" cy="1733550"/>
+                          </a:xfrm>
+                          <a:prstGeom prst="rect">
+                            <a:avLst/>
+                          </a:prstGeom>
+                        </pic:spPr>
+                      </pic:pic>
+                    </a:graphicData>
+                  </a:graphic>
+                </wp:inline>
+              </w:drawing>
+            </w:r>
+          </w:p>
+        </w:tc>
+        <w:tc>
+          <w:tcPr>
+            <w:tcW w:w="3733" w:type="dxa"/>
+          </w:tcPr>
+          <w:p>
+            <w:pPr>
+              <w:pStyle w:val="-12"/>
+              <w:ind w:hanging="42"/>
+              <w:jc w:val="center"/>
+            </w:pPr>
+            <w:r>
+              <w:rPr>
+                <w:noProof/>
+                <w:lang w:eastAsia="ru-RU"/>
+              </w:rPr>
+              <w:drawing>
+                <wp:inline distT="0" distB="0" distL="0" distR="0" wp14:anchorId="5A3DDCB6" wp14:editId="12491015">
+                  <wp:extent cx="2233295" cy="1732280"/>
+                  <wp:effectExtent l="0" t="0" r="0" b="1270"/>
+                  <wp:docPr id="95" name="Рисунок 95"/>
+                  <wp:cNvGraphicFramePr>
+                    <a:graphicFrameLocks xmlns:a="http://schemas.openxmlformats.org/drawingml/2006/main" noChangeAspect="1"/>
+                  </wp:cNvGraphicFramePr>
+                  <a:graphic xmlns:a="http://schemas.openxmlformats.org/drawingml/2006/main">
+                    <a:graphicData uri="http://schemas.openxmlformats.org/drawingml/2006/picture">
+                      <pic:pic xmlns:pic="http://schemas.openxmlformats.org/drawingml/2006/picture">
+                        <pic:nvPicPr>
+                          <pic:cNvPr id="1" name=""/>
+                          <pic:cNvPicPr/>
+                        </pic:nvPicPr>
+                        <pic:blipFill>
+                          <a:blip r:embed="rId71"/>
+                          <a:stretch>
+                            <a:fillRect/>
+                          </a:stretch>
+                        </pic:blipFill>
+                        <pic:spPr>
+                          <a:xfrm>
+                            <a:off x="0" y="0"/>
+                            <a:ext cx="2233295" cy="1732280"/>
+                          </a:xfrm>
+                          <a:prstGeom prst="rect">
+                            <a:avLst/>
+                          </a:prstGeom>
+                        </pic:spPr>
+                      </pic:pic>
+                    </a:graphicData>
+                  </a:graphic>
+                </wp:inline>
+              </w:drawing>
+            </w:r>
+          </w:p>
+        </w:tc>
+        <w:tc>
+          <w:tcPr>
+            <w:tcW w:w="3733" w:type="dxa"/>
+          </w:tcPr>
+          <w:p>
+            <w:pPr>
+              <w:pStyle w:val="-12"/>
+              <w:ind w:hanging="231"/>
+              <w:jc w:val="center"/>
+            </w:pPr>
+            <w:r>
+              <w:rPr>
+                <w:noProof/>
+                <w:lang w:eastAsia="ru-RU"/>
+              </w:rPr>
+              <w:drawing>
+                <wp:inline distT="0" distB="0" distL="0" distR="0" wp14:anchorId="254A7677" wp14:editId="34AF831B">
+                  <wp:extent cx="2233295" cy="1753235"/>
+                  <wp:effectExtent l="0" t="0" r="0" b="0"/>
+                  <wp:docPr id="1199681825" name="Рисунок 1199681825"/>
+                  <wp:cNvGraphicFramePr>
+                    <a:graphicFrameLocks xmlns:a="http://schemas.openxmlformats.org/drawingml/2006/main" noChangeAspect="1"/>
+                  </wp:cNvGraphicFramePr>
+                  <a:graphic xmlns:a="http://schemas.openxmlformats.org/drawingml/2006/main">
+                    <a:graphicData uri="http://schemas.openxmlformats.org/drawingml/2006/picture">
+                      <pic:pic xmlns:pic="http://schemas.openxmlformats.org/drawingml/2006/picture">
+                        <pic:nvPicPr>
+                          <pic:cNvPr id="1" name=""/>
+                          <pic:cNvPicPr/>
+                        </pic:nvPicPr>
+                        <pic:blipFill>
+                          <a:blip r:embed="rId72"/>
+                          <a:stretch>
+                            <a:fillRect/>
+                          </a:stretch>
+                        </pic:blipFill>
+                        <pic:spPr>
+                          <a:xfrm>
+                            <a:off x="0" y="0"/>
+                            <a:ext cx="2233295" cy="1753235"/>
+                          </a:xfrm>
+                          <a:prstGeom prst="rect">
+                            <a:avLst/>
+                          </a:prstGeom>
+                        </pic:spPr>
+                      </pic:pic>
+                    </a:graphicData>
+                  </a:graphic>
+                </wp:inline>
+              </w:drawing>
+            </w:r>
+          </w:p>
+        </w:tc>
+      </w:tr>
+      <w:tr>
+        <w:tc>
+          <w:tcPr>
+            <w:tcW w:w="11199" w:type="dxa"/>
+            <w:gridSpan w:val="3"/>
+          </w:tcPr>
+          <w:p>
+            <w:pPr>
+              <w:pStyle w:val="-12"/>
+              <w:ind w:firstLine="0"/>
+              <w:jc w:val="center"/>
+            </w:pPr>
+            <w:r>
+              <w:t>Квадратурная корреляционная сумма</w:t>
+            </w:r>
+          </w:p>
+        </w:tc>
+      </w:tr>
+      <w:tr>
+        <w:tc>
+          <w:tcPr>
+            <w:tcW w:w="3733" w:type="dxa"/>
+          </w:tcPr>
+          <w:p>
+            <w:pPr>
+              <w:pStyle w:val="-12"/>
+              <w:ind w:firstLine="0"/>
+              <w:jc w:val="center"/>
+            </w:pPr>
+            <w:r>
+              <w:rPr>
+                <w:noProof/>
+                <w:lang w:eastAsia="ru-RU"/>
+              </w:rPr>
+              <w:drawing>
+                <wp:inline distT="0" distB="0" distL="0" distR="0" wp14:anchorId="5B1A570F" wp14:editId="1C8AB9C3">
+                  <wp:extent cx="2233295" cy="1746250"/>
+                  <wp:effectExtent l="0" t="0" r="0" b="6350"/>
+                  <wp:docPr id="94" name="Рисунок 94"/>
+                  <wp:cNvGraphicFramePr>
+                    <a:graphicFrameLocks xmlns:a="http://schemas.openxmlformats.org/drawingml/2006/main" noChangeAspect="1"/>
+                  </wp:cNvGraphicFramePr>
+                  <a:graphic xmlns:a="http://schemas.openxmlformats.org/drawingml/2006/main">
+                    <a:graphicData uri="http://schemas.openxmlformats.org/drawingml/2006/picture">
+                      <pic:pic xmlns:pic="http://schemas.openxmlformats.org/drawingml/2006/picture">
+                        <pic:nvPicPr>
+                          <pic:cNvPr id="1" name=""/>
+                          <pic:cNvPicPr/>
+                        </pic:nvPicPr>
+                        <pic:blipFill>
+                          <a:blip r:embed="rId73"/>
+                          <a:stretch>
+                            <a:fillRect/>
+                          </a:stretch>
+                        </pic:blipFill>
+                        <pic:spPr>
+                          <a:xfrm>
+                            <a:off x="0" y="0"/>
+                            <a:ext cx="2233295" cy="1746250"/>
+                          </a:xfrm>
+                          <a:prstGeom prst="rect">
+                            <a:avLst/>
+                          </a:prstGeom>
+                        </pic:spPr>
+                      </pic:pic>
+                    </a:graphicData>
+                  </a:graphic>
+                </wp:inline>
+              </w:drawing>
+            </w:r>
+          </w:p>
+        </w:tc>
+        <w:tc>
+          <w:tcPr>
+            <w:tcW w:w="3733" w:type="dxa"/>
+          </w:tcPr>
+          <w:p>
+            <w:pPr>
+              <w:pStyle w:val="-12"/>
+              <w:ind w:firstLine="0"/>
+              <w:jc w:val="center"/>
+              <w:rPr>
+                <w:noProof/>
+                <w:lang w:eastAsia="ru-RU"/>
+              </w:rPr>
+            </w:pPr>
+            <w:r>
+              <w:rPr>
+                <w:noProof/>
+                <w:lang w:eastAsia="ru-RU"/>
+              </w:rPr>
+              <w:drawing>
+                <wp:inline distT="0" distB="0" distL="0" distR="0" wp14:anchorId="37629174" wp14:editId="5B72E0A9">
+                  <wp:extent cx="2233295" cy="1758315"/>
+                  <wp:effectExtent l="0" t="0" r="0" b="0"/>
+                  <wp:docPr id="1199681824" name="Рисунок 1199681824"/>
+                  <wp:cNvGraphicFramePr>
+                    <a:graphicFrameLocks xmlns:a="http://schemas.openxmlformats.org/drawingml/2006/main" noChangeAspect="1"/>
+                  </wp:cNvGraphicFramePr>
+                  <a:graphic xmlns:a="http://schemas.openxmlformats.org/drawingml/2006/main">
+                    <a:graphicData uri="http://schemas.openxmlformats.org/drawingml/2006/picture">
+                      <pic:pic xmlns:pic="http://schemas.openxmlformats.org/drawingml/2006/picture">
+                        <pic:nvPicPr>
+                          <pic:cNvPr id="1" name=""/>
+                          <pic:cNvPicPr/>
+                        </pic:nvPicPr>
+                        <pic:blipFill>
+                          <a:blip r:embed="rId74"/>
+                          <a:stretch>
+                            <a:fillRect/>
+                          </a:stretch>
+                        </pic:blipFill>
+                        <pic:spPr>
+                          <a:xfrm>
+                            <a:off x="0" y="0"/>
+                            <a:ext cx="2233295" cy="1758315"/>
+                          </a:xfrm>
+                          <a:prstGeom prst="rect">
+                            <a:avLst/>
+                          </a:prstGeom>
+                        </pic:spPr>
+                      </pic:pic>
+                    </a:graphicData>
+                  </a:graphic>
+                </wp:inline>
+              </w:drawing>
+            </w:r>
+          </w:p>
+        </w:tc>
+        <w:tc>
+          <w:tcPr>
+            <w:tcW w:w="3733" w:type="dxa"/>
+          </w:tcPr>
+          <w:p>
+            <w:pPr>
+              <w:pStyle w:val="-12"/>
+              <w:ind w:left="-231" w:firstLine="0"/>
+              <w:jc w:val="center"/>
+            </w:pPr>
+            <w:r>
+              <w:rPr>
+                <w:noProof/>
+                <w:lang w:eastAsia="ru-RU"/>
+              </w:rPr>
+              <w:drawing>
+                <wp:inline distT="0" distB="0" distL="0" distR="0" wp14:anchorId="6EEF59F9" wp14:editId="6F5B8536">
+                  <wp:extent cx="2233295" cy="1736725"/>
+                  <wp:effectExtent l="0" t="0" r="0" b="0"/>
+                  <wp:docPr id="1199681826" name="Рисунок 1199681826"/>
+                  <wp:cNvGraphicFramePr>
+                    <a:graphicFrameLocks xmlns:a="http://schemas.openxmlformats.org/drawingml/2006/main" noChangeAspect="1"/>
+                  </wp:cNvGraphicFramePr>
+                  <a:graphic xmlns:a="http://schemas.openxmlformats.org/drawingml/2006/main">
+                    <a:graphicData uri="http://schemas.openxmlformats.org/drawingml/2006/picture">
+                      <pic:pic xmlns:pic="http://schemas.openxmlformats.org/drawingml/2006/picture">
+                        <pic:nvPicPr>
+                          <pic:cNvPr id="1" name=""/>
+                          <pic:cNvPicPr/>
+                        </pic:nvPicPr>
+                        <pic:blipFill>
+                          <a:blip r:embed="rId75"/>
+                          <a:stretch>
+                            <a:fillRect/>
+                          </a:stretch>
+                        </pic:blipFill>
+                        <pic:spPr>
+                          <a:xfrm>
+                            <a:off x="0" y="0"/>
+                            <a:ext cx="2233295" cy="1736725"/>
+                          </a:xfrm>
+                          <a:prstGeom prst="rect">
+                            <a:avLst/>
+                          </a:prstGeom>
+                        </pic:spPr>
+                      </pic:pic>
+                    </a:graphicData>
+                  </a:graphic>
+                </wp:inline>
+              </w:drawing>
+            </w:r>
+          </w:p>
+        </w:tc>
+      </w:tr>
+    </w:tbl>
+    <w:p>
+      <w:pPr>
+        <w:pStyle w:val="-12"/>
         <w:ind w:firstLine="708"/>
         <w:jc w:val="both"/>
         <w:rPr>
           <w:bCs/>
         </w:rPr>
       </w:pPr>
-      <w:r>
+    </w:p>
+    <w:p>
+      <w:pPr>
+        <w:pStyle w:val="-12"/>
+        <w:ind w:firstLine="708"/>
+        <w:jc w:val="both"/>
         <w:rPr>
           <w:bCs/>
         </w:rPr>
-        <w:t>Для более наглядного представления процессов, проходящих в аппаратурном корреляторе, сделаем 10 отсчетов (шагов) и пронаблюдаем в интерактивной схеме аппаратного коррелятора эти процессы.</w:t>
+      </w:pPr>
+    </w:p>
+    <w:p>
+      <w:pPr>
+        <w:pStyle w:val="-12"/>
+        <w:ind w:firstLine="0"/>
+        <w:jc w:val="right"/>
+        <w:rPr>
+          <w:sz w:val="22"/>
+        </w:rPr>
+      </w:pPr>
+      <w:r>
+        <w:rPr>
+          <w:sz w:val="22"/>
+        </w:rPr>
+        <w:t xml:space="preserve">Таблица </w:t>
+      </w:r>
+      <w:r>
+        <w:rPr>
+          <w:sz w:val="22"/>
+        </w:rPr>
+        <w:t>10</w:t>
+      </w:r>
+      <w:r>
+        <w:rPr>
+          <w:sz w:val="22"/>
+        </w:rPr>
+        <w:t>. Исследование</w:t>
+      </w:r>
+      <w:r>
+        <w:rPr>
+          <w:sz w:val="22"/>
+        </w:rPr>
+        <w:t xml:space="preserve"> сигнала с помехой на</w:t>
+      </w:r>
+      <w:r>
+        <w:rPr>
+          <w:sz w:val="22"/>
+        </w:rPr>
+        <w:t xml:space="preserve"> влияния квантования</w:t>
+      </w:r>
+      <w:r>
+        <w:rPr>
+          <w:sz w:val="22"/>
+        </w:rPr>
+        <w:t xml:space="preserve"> с шумом</w:t>
+      </w:r>
+    </w:p>
+    <w:tbl>
+      <w:tblPr>
+        <w:tblStyle w:val="a7"/>
+        <w:tblW w:w="11199" w:type="dxa"/>
+        <w:tblInd w:w="-1281" w:type="dxa"/>
+        <w:tblLayout w:type="fixed"/>
+        <w:tblLook w:val="04A0" w:firstRow="1" w:lastRow="0" w:firstColumn="1" w:lastColumn="0" w:noHBand="0" w:noVBand="1"/>
+      </w:tblPr>
+      <w:tblGrid>
+        <w:gridCol w:w="3733"/>
+        <w:gridCol w:w="3733"/>
+        <w:gridCol w:w="3733"/>
+      </w:tblGrid>
+      <w:tr>
+        <w:tc>
+          <w:tcPr>
+            <w:tcW w:w="3733" w:type="dxa"/>
+          </w:tcPr>
+          <w:p>
+            <w:pPr>
+              <w:pStyle w:val="-12"/>
+              <w:ind w:firstLine="0"/>
+              <w:jc w:val="center"/>
+            </w:pPr>
+            <w:r>
+              <w:t xml:space="preserve">Полоса </w:t>
+            </w:r>
+            <w:proofErr w:type="spellStart"/>
+            <w:r>
+              <w:t>фронтеда</w:t>
+            </w:r>
+            <w:proofErr w:type="spellEnd"/>
+            <w:r>
+              <w:rPr>
+                <w:lang w:val="en-US"/>
+              </w:rPr>
+              <w:t xml:space="preserve"> </w:t>
+            </w:r>
+            <w:r>
+              <w:t>бесконечная</w:t>
+            </w:r>
+          </w:p>
+        </w:tc>
+        <w:tc>
+          <w:tcPr>
+            <w:tcW w:w="3733" w:type="dxa"/>
+          </w:tcPr>
+          <w:p>
+            <w:pPr>
+              <w:pStyle w:val="-12"/>
+              <w:ind w:firstLine="0"/>
+              <w:jc w:val="center"/>
+            </w:pPr>
+            <w:r>
+              <w:t xml:space="preserve">Полоса </w:t>
+            </w:r>
+            <w:proofErr w:type="spellStart"/>
+            <w:r>
+              <w:t>фронтенда</w:t>
+            </w:r>
+            <w:proofErr w:type="spellEnd"/>
+            <w:r>
+              <w:rPr>
+                <w:lang w:val="en-US"/>
+              </w:rPr>
+              <w:t xml:space="preserve"> </w:t>
+            </w:r>
+            <w:r>
+              <w:t>6 МГц</w:t>
+            </w:r>
+          </w:p>
+        </w:tc>
+        <w:tc>
+          <w:tcPr>
+            <w:tcW w:w="3733" w:type="dxa"/>
+          </w:tcPr>
+          <w:p>
+            <w:pPr>
+              <w:pStyle w:val="-12"/>
+              <w:ind w:firstLine="0"/>
+              <w:jc w:val="center"/>
+            </w:pPr>
+            <w:r>
+              <w:t xml:space="preserve">Полоса </w:t>
+            </w:r>
+            <w:proofErr w:type="spellStart"/>
+            <w:r>
+              <w:t>фронтенда</w:t>
+            </w:r>
+            <w:proofErr w:type="spellEnd"/>
+            <w:r>
+              <w:rPr>
+                <w:lang w:val="en-US"/>
+              </w:rPr>
+              <w:t xml:space="preserve"> </w:t>
+            </w:r>
+            <w:r>
+              <w:t>1 МГц</w:t>
+            </w:r>
+          </w:p>
+        </w:tc>
+      </w:tr>
+      <w:tr>
+        <w:tc>
+          <w:tcPr>
+            <w:tcW w:w="11199" w:type="dxa"/>
+            <w:gridSpan w:val="3"/>
+          </w:tcPr>
+          <w:p>
+            <w:pPr>
+              <w:pStyle w:val="-12"/>
+              <w:ind w:firstLine="0"/>
+              <w:jc w:val="center"/>
+            </w:pPr>
+            <w:r>
+              <w:lastRenderedPageBreak/>
+              <w:t>Синфазная корреляционная сумма</w:t>
+            </w:r>
+          </w:p>
+        </w:tc>
+      </w:tr>
+      <w:tr>
+        <w:tc>
+          <w:tcPr>
+            <w:tcW w:w="3733" w:type="dxa"/>
+          </w:tcPr>
+          <w:p>
+            <w:pPr>
+              <w:pStyle w:val="-12"/>
+              <w:ind w:firstLine="0"/>
+              <w:jc w:val="center"/>
+            </w:pPr>
+            <w:r>
+              <w:rPr>
+                <w:noProof/>
+                <w:lang w:eastAsia="ru-RU"/>
+              </w:rPr>
+              <w:drawing>
+                <wp:inline distT="0" distB="0" distL="0" distR="0" wp14:anchorId="4B422EF0" wp14:editId="450F7B1D">
+                  <wp:extent cx="2233295" cy="1753235"/>
+                  <wp:effectExtent l="0" t="0" r="0" b="0"/>
+                  <wp:docPr id="1199681827" name="Рисунок 1199681827"/>
+                  <wp:cNvGraphicFramePr>
+                    <a:graphicFrameLocks xmlns:a="http://schemas.openxmlformats.org/drawingml/2006/main" noChangeAspect="1"/>
+                  </wp:cNvGraphicFramePr>
+                  <a:graphic xmlns:a="http://schemas.openxmlformats.org/drawingml/2006/main">
+                    <a:graphicData uri="http://schemas.openxmlformats.org/drawingml/2006/picture">
+                      <pic:pic xmlns:pic="http://schemas.openxmlformats.org/drawingml/2006/picture">
+                        <pic:nvPicPr>
+                          <pic:cNvPr id="1" name=""/>
+                          <pic:cNvPicPr/>
+                        </pic:nvPicPr>
+                        <pic:blipFill>
+                          <a:blip r:embed="rId76"/>
+                          <a:stretch>
+                            <a:fillRect/>
+                          </a:stretch>
+                        </pic:blipFill>
+                        <pic:spPr>
+                          <a:xfrm>
+                            <a:off x="0" y="0"/>
+                            <a:ext cx="2233295" cy="1753235"/>
+                          </a:xfrm>
+                          <a:prstGeom prst="rect">
+                            <a:avLst/>
+                          </a:prstGeom>
+                        </pic:spPr>
+                      </pic:pic>
+                    </a:graphicData>
+                  </a:graphic>
+                </wp:inline>
+              </w:drawing>
+            </w:r>
+          </w:p>
+        </w:tc>
+        <w:tc>
+          <w:tcPr>
+            <w:tcW w:w="3733" w:type="dxa"/>
+          </w:tcPr>
+          <w:p>
+            <w:pPr>
+              <w:pStyle w:val="-12"/>
+              <w:ind w:hanging="42"/>
+              <w:jc w:val="center"/>
+            </w:pPr>
+            <w:r>
+              <w:rPr>
+                <w:noProof/>
+                <w:lang w:eastAsia="ru-RU"/>
+              </w:rPr>
+              <w:drawing>
+                <wp:inline distT="0" distB="0" distL="0" distR="0" wp14:anchorId="5363D4E8" wp14:editId="37EB9CF3">
+                  <wp:extent cx="2233295" cy="1758315"/>
+                  <wp:effectExtent l="0" t="0" r="0" b="0"/>
+                  <wp:docPr id="1199681829" name="Рисунок 1199681829"/>
+                  <wp:cNvGraphicFramePr>
+                    <a:graphicFrameLocks xmlns:a="http://schemas.openxmlformats.org/drawingml/2006/main" noChangeAspect="1"/>
+                  </wp:cNvGraphicFramePr>
+                  <a:graphic xmlns:a="http://schemas.openxmlformats.org/drawingml/2006/main">
+                    <a:graphicData uri="http://schemas.openxmlformats.org/drawingml/2006/picture">
+                      <pic:pic xmlns:pic="http://schemas.openxmlformats.org/drawingml/2006/picture">
+                        <pic:nvPicPr>
+                          <pic:cNvPr id="1" name=""/>
+                          <pic:cNvPicPr/>
+                        </pic:nvPicPr>
+                        <pic:blipFill>
+                          <a:blip r:embed="rId77"/>
+                          <a:stretch>
+                            <a:fillRect/>
+                          </a:stretch>
+                        </pic:blipFill>
+                        <pic:spPr>
+                          <a:xfrm>
+                            <a:off x="0" y="0"/>
+                            <a:ext cx="2233295" cy="1758315"/>
+                          </a:xfrm>
+                          <a:prstGeom prst="rect">
+                            <a:avLst/>
+                          </a:prstGeom>
+                        </pic:spPr>
+                      </pic:pic>
+                    </a:graphicData>
+                  </a:graphic>
+                </wp:inline>
+              </w:drawing>
+            </w:r>
+          </w:p>
+        </w:tc>
+        <w:tc>
+          <w:tcPr>
+            <w:tcW w:w="3733" w:type="dxa"/>
+          </w:tcPr>
+          <w:p>
+            <w:pPr>
+              <w:pStyle w:val="-12"/>
+              <w:ind w:hanging="231"/>
+              <w:jc w:val="center"/>
+            </w:pPr>
+            <w:r>
+              <w:rPr>
+                <w:noProof/>
+                <w:lang w:eastAsia="ru-RU"/>
+              </w:rPr>
+              <w:drawing>
+                <wp:inline distT="0" distB="0" distL="0" distR="0" wp14:anchorId="10EC15EF" wp14:editId="4C123DBA">
+                  <wp:extent cx="2233295" cy="1736725"/>
+                  <wp:effectExtent l="0" t="0" r="0" b="0"/>
+                  <wp:docPr id="1199681831" name="Рисунок 1199681831"/>
+                  <wp:cNvGraphicFramePr>
+                    <a:graphicFrameLocks xmlns:a="http://schemas.openxmlformats.org/drawingml/2006/main" noChangeAspect="1"/>
+                  </wp:cNvGraphicFramePr>
+                  <a:graphic xmlns:a="http://schemas.openxmlformats.org/drawingml/2006/main">
+                    <a:graphicData uri="http://schemas.openxmlformats.org/drawingml/2006/picture">
+                      <pic:pic xmlns:pic="http://schemas.openxmlformats.org/drawingml/2006/picture">
+                        <pic:nvPicPr>
+                          <pic:cNvPr id="1" name=""/>
+                          <pic:cNvPicPr/>
+                        </pic:nvPicPr>
+                        <pic:blipFill>
+                          <a:blip r:embed="rId78"/>
+                          <a:stretch>
+                            <a:fillRect/>
+                          </a:stretch>
+                        </pic:blipFill>
+                        <pic:spPr>
+                          <a:xfrm>
+                            <a:off x="0" y="0"/>
+                            <a:ext cx="2233295" cy="1736725"/>
+                          </a:xfrm>
+                          <a:prstGeom prst="rect">
+                            <a:avLst/>
+                          </a:prstGeom>
+                        </pic:spPr>
+                      </pic:pic>
+                    </a:graphicData>
+                  </a:graphic>
+                </wp:inline>
+              </w:drawing>
+            </w:r>
+          </w:p>
+        </w:tc>
+      </w:tr>
+      <w:tr>
+        <w:tc>
+          <w:tcPr>
+            <w:tcW w:w="11199" w:type="dxa"/>
+            <w:gridSpan w:val="3"/>
+          </w:tcPr>
+          <w:p>
+            <w:pPr>
+              <w:pStyle w:val="-12"/>
+              <w:ind w:firstLine="0"/>
+              <w:jc w:val="center"/>
+            </w:pPr>
+            <w:r>
+              <w:t>Квадратурная корреляционная сумма</w:t>
+            </w:r>
+          </w:p>
+        </w:tc>
+      </w:tr>
+      <w:tr>
+        <w:tc>
+          <w:tcPr>
+            <w:tcW w:w="3733" w:type="dxa"/>
+          </w:tcPr>
+          <w:p>
+            <w:pPr>
+              <w:pStyle w:val="-12"/>
+              <w:ind w:firstLine="0"/>
+              <w:jc w:val="center"/>
+            </w:pPr>
+            <w:r>
+              <w:rPr>
+                <w:noProof/>
+                <w:lang w:eastAsia="ru-RU"/>
+              </w:rPr>
+              <w:drawing>
+                <wp:inline distT="0" distB="0" distL="0" distR="0" wp14:anchorId="57906394" wp14:editId="5948F683">
+                  <wp:extent cx="2233295" cy="1762760"/>
+                  <wp:effectExtent l="0" t="0" r="0" b="8890"/>
+                  <wp:docPr id="1199681828" name="Рисунок 1199681828"/>
+                  <wp:cNvGraphicFramePr>
+                    <a:graphicFrameLocks xmlns:a="http://schemas.openxmlformats.org/drawingml/2006/main" noChangeAspect="1"/>
+                  </wp:cNvGraphicFramePr>
+                  <a:graphic xmlns:a="http://schemas.openxmlformats.org/drawingml/2006/main">
+                    <a:graphicData uri="http://schemas.openxmlformats.org/drawingml/2006/picture">
+                      <pic:pic xmlns:pic="http://schemas.openxmlformats.org/drawingml/2006/picture">
+                        <pic:nvPicPr>
+                          <pic:cNvPr id="1" name=""/>
+                          <pic:cNvPicPr/>
+                        </pic:nvPicPr>
+                        <pic:blipFill>
+                          <a:blip r:embed="rId79"/>
+                          <a:stretch>
+                            <a:fillRect/>
+                          </a:stretch>
+                        </pic:blipFill>
+                        <pic:spPr>
+                          <a:xfrm>
+                            <a:off x="0" y="0"/>
+                            <a:ext cx="2233295" cy="1762760"/>
+                          </a:xfrm>
+                          <a:prstGeom prst="rect">
+                            <a:avLst/>
+                          </a:prstGeom>
+                        </pic:spPr>
+                      </pic:pic>
+                    </a:graphicData>
+                  </a:graphic>
+                </wp:inline>
+              </w:drawing>
+            </w:r>
+          </w:p>
+        </w:tc>
+        <w:tc>
+          <w:tcPr>
+            <w:tcW w:w="3733" w:type="dxa"/>
+          </w:tcPr>
+          <w:p>
+            <w:pPr>
+              <w:pStyle w:val="-12"/>
+              <w:ind w:firstLine="0"/>
+              <w:jc w:val="center"/>
+              <w:rPr>
+                <w:noProof/>
+                <w:lang w:eastAsia="ru-RU"/>
+              </w:rPr>
+            </w:pPr>
+            <w:r>
+              <w:rPr>
+                <w:noProof/>
+                <w:lang w:eastAsia="ru-RU"/>
+              </w:rPr>
+              <w:drawing>
+                <wp:inline distT="0" distB="0" distL="0" distR="0" wp14:anchorId="51C2F8F1" wp14:editId="3FD52798">
+                  <wp:extent cx="2233295" cy="1767205"/>
+                  <wp:effectExtent l="0" t="0" r="0" b="4445"/>
+                  <wp:docPr id="1199681830" name="Рисунок 1199681830"/>
+                  <wp:cNvGraphicFramePr>
+                    <a:graphicFrameLocks xmlns:a="http://schemas.openxmlformats.org/drawingml/2006/main" noChangeAspect="1"/>
+                  </wp:cNvGraphicFramePr>
+                  <a:graphic xmlns:a="http://schemas.openxmlformats.org/drawingml/2006/main">
+                    <a:graphicData uri="http://schemas.openxmlformats.org/drawingml/2006/picture">
+                      <pic:pic xmlns:pic="http://schemas.openxmlformats.org/drawingml/2006/picture">
+                        <pic:nvPicPr>
+                          <pic:cNvPr id="1" name=""/>
+                          <pic:cNvPicPr/>
+                        </pic:nvPicPr>
+                        <pic:blipFill>
+                          <a:blip r:embed="rId80"/>
+                          <a:stretch>
+                            <a:fillRect/>
+                          </a:stretch>
+                        </pic:blipFill>
+                        <pic:spPr>
+                          <a:xfrm>
+                            <a:off x="0" y="0"/>
+                            <a:ext cx="2233295" cy="1767205"/>
+                          </a:xfrm>
+                          <a:prstGeom prst="rect">
+                            <a:avLst/>
+                          </a:prstGeom>
+                        </pic:spPr>
+                      </pic:pic>
+                    </a:graphicData>
+                  </a:graphic>
+                </wp:inline>
+              </w:drawing>
+            </w:r>
+          </w:p>
+        </w:tc>
+        <w:tc>
+          <w:tcPr>
+            <w:tcW w:w="3733" w:type="dxa"/>
+          </w:tcPr>
+          <w:p>
+            <w:pPr>
+              <w:pStyle w:val="-12"/>
+              <w:ind w:left="-231" w:firstLine="0"/>
+              <w:jc w:val="center"/>
+            </w:pPr>
+            <w:r>
+              <w:rPr>
+                <w:noProof/>
+                <w:lang w:eastAsia="ru-RU"/>
+              </w:rPr>
+              <w:drawing>
+                <wp:inline distT="0" distB="0" distL="0" distR="0" wp14:anchorId="16645491" wp14:editId="220CFF6A">
+                  <wp:extent cx="2233295" cy="1736725"/>
+                  <wp:effectExtent l="0" t="0" r="0" b="0"/>
+                  <wp:docPr id="1199681832" name="Рисунок 1199681832"/>
+                  <wp:cNvGraphicFramePr>
+                    <a:graphicFrameLocks xmlns:a="http://schemas.openxmlformats.org/drawingml/2006/main" noChangeAspect="1"/>
+                  </wp:cNvGraphicFramePr>
+                  <a:graphic xmlns:a="http://schemas.openxmlformats.org/drawingml/2006/main">
+                    <a:graphicData uri="http://schemas.openxmlformats.org/drawingml/2006/picture">
+                      <pic:pic xmlns:pic="http://schemas.openxmlformats.org/drawingml/2006/picture">
+                        <pic:nvPicPr>
+                          <pic:cNvPr id="1" name=""/>
+                          <pic:cNvPicPr/>
+                        </pic:nvPicPr>
+                        <pic:blipFill>
+                          <a:blip r:embed="rId81"/>
+                          <a:stretch>
+                            <a:fillRect/>
+                          </a:stretch>
+                        </pic:blipFill>
+                        <pic:spPr>
+                          <a:xfrm>
+                            <a:off x="0" y="0"/>
+                            <a:ext cx="2233295" cy="1736725"/>
+                          </a:xfrm>
+                          <a:prstGeom prst="rect">
+                            <a:avLst/>
+                          </a:prstGeom>
+                        </pic:spPr>
+                      </pic:pic>
+                    </a:graphicData>
+                  </a:graphic>
+                </wp:inline>
+              </w:drawing>
+            </w:r>
+            <w:bookmarkStart w:id="0" w:name="_GoBack"/>
+            <w:bookmarkEnd w:id="0"/>
+          </w:p>
+        </w:tc>
+      </w:tr>
+    </w:tbl>
+    <w:p>
+      <w:pPr>
+        <w:pStyle w:val="-12"/>
+        <w:ind w:firstLine="708"/>
+        <w:jc w:val="both"/>
+        <w:rPr>
+          <w:bCs/>
+        </w:rPr>
+      </w:pPr>
+    </w:p>
+    <w:p>
+      <w:pPr>
+        <w:pStyle w:val="-12"/>
+        <w:ind w:firstLine="708"/>
+        <w:jc w:val="both"/>
+        <w:rPr>
+          <w:bCs/>
+        </w:rPr>
+      </w:pPr>
+    </w:p>
+    <w:p>
+      <w:pPr>
+        <w:pStyle w:val="-12"/>
+        <w:ind w:firstLine="708"/>
+        <w:jc w:val="both"/>
+        <w:rPr>
+          <w:bCs/>
+        </w:rPr>
+      </w:pPr>
+      <w:r>
+        <w:rPr>
+          <w:bCs/>
+        </w:rPr>
+        <w:t xml:space="preserve">Для более наглядного представления процессов, проходящих в аппаратурном корреляторе, сделаем </w:t>
+      </w:r>
+      <w:r>
+        <w:rPr>
+          <w:bCs/>
+        </w:rPr>
+        <w:t>несколько</w:t>
+      </w:r>
+      <w:r>
+        <w:rPr>
+          <w:bCs/>
+        </w:rPr>
+        <w:t xml:space="preserve"> отсчетов (шагов) и пронаблюдаем в интерактивной схеме аппаратного коррелятора эти процессы.</w:t>
       </w:r>
     </w:p>
     <w:p>
@@ -10325,15 +12219,17 @@
       </w:pPr>
       <w:r>
         <w:rPr>
+          <w:rFonts w:cs="Times New Roman"/>
           <w:noProof/>
+          <w:szCs w:val="24"/>
           <w:lang w:eastAsia="ru-RU"/>
         </w:rPr>
         <w:lastRenderedPageBreak/>
         <w:drawing>
-          <wp:inline distT="0" distB="0" distL="0" distR="0" wp14:anchorId="3E408828" wp14:editId="7E6AA2DD">
-            <wp:extent cx="5143500" cy="2926654"/>
-            <wp:effectExtent l="0" t="0" r="0" b="7620"/>
-            <wp:docPr id="34" name="Рисунок 34"/>
+          <wp:inline distT="0" distB="0" distL="0" distR="0" wp14:anchorId="68F7986D" wp14:editId="55215933">
+            <wp:extent cx="5933440" cy="3774440"/>
+            <wp:effectExtent l="0" t="0" r="0" b="0"/>
+            <wp:docPr id="38" name="Рисунок 38" descr="C:\Users\Руслан Емельянов\AppData\Local\Microsoft\Windows\INetCache\Content.Word\33.png"/>
             <wp:cNvGraphicFramePr>
               <a:graphicFrameLocks xmlns:a="http://schemas.openxmlformats.org/drawingml/2006/main" noChangeAspect="1"/>
             </wp:cNvGraphicFramePr>
@@ -10341,23 +12237,36 @@
               <a:graphicData uri="http://schemas.openxmlformats.org/drawingml/2006/picture">
                 <pic:pic xmlns:pic="http://schemas.openxmlformats.org/drawingml/2006/picture">
                   <pic:nvPicPr>
-                    <pic:cNvPr id="0" name=""/>
-                    <pic:cNvPicPr/>
+                    <pic:cNvPr id="0" name="Picture 3" descr="C:\Users\Руслан Емельянов\AppData\Local\Microsoft\Windows\INetCache\Content.Word\33.png"/>
+                    <pic:cNvPicPr>
+                      <a:picLocks noChangeAspect="1" noChangeArrowheads="1"/>
+                    </pic:cNvPicPr>
                   </pic:nvPicPr>
                   <pic:blipFill>
-                    <a:blip r:embed="rId58"/>
+                    <a:blip r:embed="rId82">
+                      <a:extLst>
+                        <a:ext uri="{28A0092B-C50C-407E-A947-70E740481C1C}">
+                          <a14:useLocalDpi xmlns:a14="http://schemas.microsoft.com/office/drawing/2010/main" val="0"/>
+                        </a:ext>
+                      </a:extLst>
+                    </a:blip>
+                    <a:srcRect/>
                     <a:stretch>
                       <a:fillRect/>
                     </a:stretch>
                   </pic:blipFill>
-                  <pic:spPr>
+                  <pic:spPr bwMode="auto">
                     <a:xfrm>
                       <a:off x="0" y="0"/>
-                      <a:ext cx="5141568" cy="2925555"/>
+                      <a:ext cx="5933440" cy="3774440"/>
                     </a:xfrm>
                     <a:prstGeom prst="rect">
                       <a:avLst/>
                     </a:prstGeom>
+                    <a:noFill/>
+                    <a:ln>
+                      <a:noFill/>
+                    </a:ln>
                   </pic:spPr>
                 </pic:pic>
               </a:graphicData>
@@ -10388,6 +12297,76 @@
       <w:pPr>
         <w:pStyle w:val="-12"/>
         <w:ind w:firstLine="0"/>
+        <w:jc w:val="center"/>
+        <w:rPr>
+          <w:rFonts w:cs="Times New Roman"/>
+          <w:szCs w:val="24"/>
+        </w:rPr>
+      </w:pPr>
+      <w:r>
+        <w:rPr>
+          <w:rFonts w:cs="Times New Roman"/>
+          <w:szCs w:val="24"/>
+        </w:rPr>
+        <w:pict w14:anchorId="3989539C">
+          <v:shapetype id="_x0000_t75" coordsize="21600,21600" o:spt="75" o:preferrelative="t" path="m@4@5l@4@11@9@11@9@5xe" filled="f" stroked="f">
+            <v:stroke joinstyle="miter"/>
+            <v:formulas>
+              <v:f eqn="if lineDrawn pixelLineWidth 0"/>
+              <v:f eqn="sum @0 1 0"/>
+              <v:f eqn="sum 0 0 @1"/>
+              <v:f eqn="prod @2 1 2"/>
+              <v:f eqn="prod @3 21600 pixelWidth"/>
+              <v:f eqn="prod @3 21600 pixelHeight"/>
+              <v:f eqn="sum @0 0 1"/>
+              <v:f eqn="prod @6 1 2"/>
+              <v:f eqn="prod @7 21600 pixelWidth"/>
+              <v:f eqn="sum @8 21600 0"/>
+              <v:f eqn="prod @7 21600 pixelHeight"/>
+              <v:f eqn="sum @10 21600 0"/>
+            </v:formulas>
+            <v:path o:extrusionok="f" gradientshapeok="t" o:connecttype="rect"/>
+            <o:lock v:ext="edit" aspectratio="t"/>
+          </v:shapetype>
+          <v:shape id="_x0000_i1025" type="#_x0000_t75" style="width:467.1pt;height:297.25pt">
+            <v:imagedata r:id="rId83" o:title="32"/>
+          </v:shape>
+        </w:pict>
+      </w:r>
+    </w:p>
+    <w:p>
+      <w:pPr>
+        <w:pStyle w:val="-12"/>
+        <w:ind w:firstLine="0"/>
+        <w:jc w:val="center"/>
+        <w:rPr>
+          <w:rFonts w:cs="Times New Roman"/>
+          <w:szCs w:val="24"/>
+        </w:rPr>
+      </w:pPr>
+      <w:r>
+        <w:rPr>
+          <w:rFonts w:cs="Times New Roman"/>
+          <w:szCs w:val="24"/>
+        </w:rPr>
+        <w:t>Рисунок 17 – Исследование процессов в пошаговой модели коррелятора без наличия шума приемника</w:t>
+      </w:r>
+    </w:p>
+    <w:p>
+      <w:pPr>
+        <w:pStyle w:val="-12"/>
+        <w:ind w:firstLine="0"/>
+        <w:jc w:val="center"/>
+        <w:rPr>
+          <w:rFonts w:cs="Times New Roman"/>
+          <w:szCs w:val="24"/>
+        </w:rPr>
+      </w:pPr>
+    </w:p>
+    <w:p>
+      <w:pPr>
+        <w:pStyle w:val="-12"/>
+        <w:ind w:firstLine="0"/>
         <w:jc w:val="both"/>
       </w:pPr>
       <w:r>
@@ -10404,7 +12383,11 @@
         <w:t xml:space="preserve"> </w:t>
       </w:r>
       <w:r>
-        <w:t xml:space="preserve">в ходе выполнения моделирования была исследована структура и свойства функциональных элементов коррелятора АП СРНС. Исследованы характеристики процессов происходящих в корреляторах АП СРНС. На основе результатов моделирования были получены значения промежуточной частоты и полосы сигнала, а также значение группового запаздывания при изменении ширины полосы </w:t>
+        <w:t xml:space="preserve">в ходе выполнения моделирования была исследована структура и свойства функциональных элементов коррелятора АП СРНС. Исследованы характеристики </w:t>
+      </w:r>
+      <w:r>
+        <w:lastRenderedPageBreak/>
+        <w:t xml:space="preserve">процессов происходящих в корреляторах АП СРНС. На основе результатов моделирования были получены значения промежуточной частоты и полосы сигнала, а также значение группового запаздывания при изменении ширины полосы </w:t>
       </w:r>
       <w:proofErr w:type="spellStart"/>
       <w:r>
@@ -10416,7 +12399,7 @@
       </w:r>
     </w:p>
     <w:sectPr>
-      <w:footerReference w:type="default" r:id="rId59"/>
+      <w:footerReference w:type="default" r:id="rId84"/>
       <w:pgSz w:w="11906" w:h="16838"/>
       <w:pgMar w:top="1134" w:right="850" w:bottom="1134" w:left="1701" w:header="708" w:footer="708" w:gutter="0"/>
       <w:cols w:space="708"/>
@@ -10512,7 +12495,7 @@
             <w:sz w:val="24"/>
             <w:szCs w:val="20"/>
           </w:rPr>
-          <w:t>13</w:t>
+          <w:t>21</w:t>
         </w:r>
         <w:r>
           <w:rPr>
@@ -12073,7 +14056,6 @@
   <w:style w:type="character" w:default="1" w:styleId="a0">
     <w:name w:val="Default Paragraph Font"/>
     <w:uiPriority w:val="1"/>
-    <w:semiHidden/>
     <w:unhideWhenUsed/>
   </w:style>
   <w:style w:type="table" w:default="1" w:styleId="a1">
@@ -12647,7 +14629,7 @@
 </file>
 
 <file path=customXml/itemProps1.xml><?xml version="1.0" encoding="utf-8"?>
-<ds:datastoreItem xmlns:ds="http://schemas.openxmlformats.org/officeDocument/2006/customXml" ds:itemID="{3B4B2F9B-8C42-4A8B-934C-A5B822BE309F}">
+<ds:datastoreItem xmlns:ds="http://schemas.openxmlformats.org/officeDocument/2006/customXml" ds:itemID="{792B7AB3-A5F4-439C-A457-896118E42153}">
   <ds:schemaRefs>
     <ds:schemaRef ds:uri="http://schemas.openxmlformats.org/officeDocument/2006/bibliography"/>
   </ds:schemaRefs>
